--- a/.NET Microservices with Azure DevOps and AKS/Interview Questions.docx
+++ b/.NET Microservices with Azure DevOps and AKS/Interview Questions.docx
@@ -691,7 +691,1133 @@
         <w:t>Use a robust CI/CD pipeline to automate testing and deployment. Leverage containerization (Docker) and orchestration (AKS) to ensure each service has its own dependencies. Implement API versioning and contracts to minimize breaking changes.</w:t>
       </w:r>
     </w:p>
+    <w:p>
+      <w:pPr>
+        <w:rPr>
+          <w:b/>
+          <w:bCs/>
+        </w:rPr>
+      </w:pPr>
+    </w:p>
+    <w:p>
+      <w:pPr>
+        <w:rPr>
+          <w:b/>
+          <w:bCs/>
+        </w:rPr>
+      </w:pPr>
+      <w:r>
+        <w:rPr>
+          <w:b/>
+          <w:bCs/>
+        </w:rPr>
+        <w:t>What is Clean Architecture, and how does it help maintainability in large-scale systems?</w:t>
+      </w:r>
+    </w:p>
+    <w:p>
+      <w:r>
+        <w:t>Clean Architecture promotes separation of concerns by dividing a system into layers, such as the domain, application, and infrastructure. Each layer has its own responsibility, making the system easier to test, maintain, and extend. By isolating the core business logic from infrastructure concerns, Clean Architecture ensures that changes in the external components (e.g., databases, APIs) don’t affect the core logic.</w:t>
+      </w:r>
+    </w:p>
+    <w:p>
+      <w:pPr>
+        <w:rPr>
+          <w:b/>
+          <w:bCs/>
+        </w:rPr>
+      </w:pPr>
+      <w:r>
+        <w:rPr>
+          <w:b/>
+          <w:bCs/>
+        </w:rPr>
+        <w:t>What are the four layers in Clean Architecture, and how are dependencies managed between them?</w:t>
+      </w:r>
+    </w:p>
+    <w:p>
+      <w:r>
+        <w:t>In Clean Architecture, the three layers are:</w:t>
+      </w:r>
+    </w:p>
+    <w:p>
+      <w:pPr>
+        <w:numPr>
+          <w:ilvl w:val="0"/>
+          <w:numId w:val="8"/>
+        </w:numPr>
+      </w:pPr>
+      <w:r>
+        <w:rPr>
+          <w:b/>
+          <w:bCs/>
+        </w:rPr>
+        <w:t>Core</w:t>
+      </w:r>
+      <w:r>
+        <w:t>: Contains business logic and domain entities. It is completely independent of other layers.</w:t>
+      </w:r>
+    </w:p>
+    <w:p>
+      <w:pPr>
+        <w:numPr>
+          <w:ilvl w:val="0"/>
+          <w:numId w:val="8"/>
+        </w:numPr>
+      </w:pPr>
+      <w:r>
+        <w:rPr>
+          <w:b/>
+          <w:bCs/>
+        </w:rPr>
+        <w:t>Presentation/API</w:t>
+      </w:r>
+      <w:r>
+        <w:t>: Handles the UI or API. It depends on the Core layer for business logic.</w:t>
+      </w:r>
+    </w:p>
+    <w:p>
+      <w:pPr>
+        <w:numPr>
+          <w:ilvl w:val="0"/>
+          <w:numId w:val="8"/>
+        </w:numPr>
+      </w:pPr>
+      <w:r>
+        <w:rPr>
+          <w:b/>
+          <w:bCs/>
+        </w:rPr>
+        <w:t>Infrastructure</w:t>
+      </w:r>
+      <w:r>
+        <w:t>: Manages external resources (e.g., databases). It depends on the Core through interfaces.</w:t>
+      </w:r>
+    </w:p>
+    <w:p>
+      <w:r>
+        <w:rPr>
+          <w:b/>
+          <w:bCs/>
+        </w:rPr>
+        <w:t>Dependencies flow inward</w:t>
+      </w:r>
+      <w:r>
+        <w:t>, ensuring Core remains independent while outer layers use abstractions from Core.</w:t>
+      </w:r>
+    </w:p>
+    <w:p>
+      <w:pPr>
+        <w:rPr>
+          <w:b/>
+          <w:bCs/>
+        </w:rPr>
+      </w:pPr>
+      <w:r>
+        <w:rPr>
+          <w:b/>
+          <w:bCs/>
+        </w:rPr>
+        <w:t>What are the benefits of using the Repository pattern in a Clean Architecture?</w:t>
+      </w:r>
+    </w:p>
+    <w:p>
+      <w:r>
+        <w:t>Benefits:</w:t>
+      </w:r>
+    </w:p>
+    <w:p>
+      <w:pPr>
+        <w:numPr>
+          <w:ilvl w:val="0"/>
+          <w:numId w:val="9"/>
+        </w:numPr>
+      </w:pPr>
+      <w:r>
+        <w:rPr>
+          <w:b/>
+          <w:bCs/>
+        </w:rPr>
+        <w:t>Abstraction</w:t>
+      </w:r>
+      <w:r>
+        <w:t>: It abstracts the data access logic, making the application more flexible to change the data source.</w:t>
+      </w:r>
+    </w:p>
+    <w:p>
+      <w:pPr>
+        <w:numPr>
+          <w:ilvl w:val="0"/>
+          <w:numId w:val="9"/>
+        </w:numPr>
+      </w:pPr>
+      <w:r>
+        <w:rPr>
+          <w:b/>
+          <w:bCs/>
+        </w:rPr>
+        <w:lastRenderedPageBreak/>
+        <w:t>Testability</w:t>
+      </w:r>
+      <w:r>
+        <w:t>: It simplifies testing by mocking repository implementations. Drawbacks:</w:t>
+      </w:r>
+    </w:p>
+    <w:p>
+      <w:pPr>
+        <w:numPr>
+          <w:ilvl w:val="0"/>
+          <w:numId w:val="9"/>
+        </w:numPr>
+      </w:pPr>
+      <w:r>
+        <w:rPr>
+          <w:b/>
+          <w:bCs/>
+        </w:rPr>
+        <w:t>Complexity</w:t>
+      </w:r>
+      <w:r>
+        <w:t>: In simple applications, it can add unnecessary complexity.</w:t>
+      </w:r>
+    </w:p>
+    <w:p>
+      <w:pPr>
+        <w:numPr>
+          <w:ilvl w:val="0"/>
+          <w:numId w:val="9"/>
+        </w:numPr>
+      </w:pPr>
+      <w:r>
+        <w:rPr>
+          <w:b/>
+          <w:bCs/>
+        </w:rPr>
+        <w:t>Performance</w:t>
+      </w:r>
+      <w:r>
+        <w:t>: Sometimes, an additional abstraction can introduce performance overhead.</w:t>
+      </w:r>
+    </w:p>
+    <w:p>
+      <w:pPr>
+        <w:rPr>
+          <w:b/>
+          <w:bCs/>
+        </w:rPr>
+      </w:pPr>
+      <w:r>
+        <w:rPr>
+          <w:b/>
+          <w:bCs/>
+        </w:rPr>
+        <w:t>How does the Repository pattern enhance testability in a .NET Core application?</w:t>
+      </w:r>
+    </w:p>
+    <w:p>
+      <w:r>
+        <w:t>By abstracting the data access logic, the Repository pattern allows for easy mocking of the data source in unit tests. This ensures that you can test the business logic independently without needing to interact with the actual database.</w:t>
+      </w:r>
+    </w:p>
+    <w:p>
+      <w:pPr>
+        <w:rPr>
+          <w:b/>
+          <w:bCs/>
+        </w:rPr>
+      </w:pPr>
+      <w:r>
+        <w:rPr>
+          <w:b/>
+          <w:bCs/>
+        </w:rPr>
+        <w:t>What is Postman, and how is it used in API testing?</w:t>
+      </w:r>
+    </w:p>
+    <w:p>
+      <w:r>
+        <w:t>Postman is a popular tool for testing APIs. It allows developers to make HTTP requests (GET, POST, PUT, DELETE) to APIs and view the response. Postman can also be used to automate tests by saving requests and creating test suites to validate API responses, making it ideal for testing RESTful services.</w:t>
+      </w:r>
+    </w:p>
+    <w:p>
+      <w:pPr>
+        <w:rPr>
+          <w:b/>
+          <w:bCs/>
+        </w:rPr>
+      </w:pPr>
+      <w:r>
+        <w:rPr>
+          <w:b/>
+          <w:bCs/>
+        </w:rPr>
+        <w:t xml:space="preserve">Explain the role of </w:t>
+      </w:r>
+      <w:proofErr w:type="spellStart"/>
+      <w:r>
+        <w:rPr>
+          <w:b/>
+          <w:bCs/>
+        </w:rPr>
+        <w:t>AutoMapper</w:t>
+      </w:r>
+      <w:proofErr w:type="spellEnd"/>
+      <w:r>
+        <w:rPr>
+          <w:b/>
+          <w:bCs/>
+        </w:rPr>
+        <w:t xml:space="preserve"> in an ASP.NET Core project.</w:t>
+      </w:r>
+    </w:p>
+    <w:p>
+      <w:proofErr w:type="spellStart"/>
+      <w:r>
+        <w:t>AutoMapper</w:t>
+      </w:r>
+      <w:proofErr w:type="spellEnd"/>
+      <w:r>
+        <w:t xml:space="preserve"> simplifies object-to-object mapping, particularly when converting between different layers of an application (e.g., DTOs to domain models). It reduces the need for boilerplate code and ensures consistent mapping across the application.</w:t>
+      </w:r>
+    </w:p>
+    <w:p>
+      <w:pPr>
+        <w:rPr>
+          <w:b/>
+          <w:bCs/>
+        </w:rPr>
+      </w:pPr>
+      <w:r>
+        <w:rPr>
+          <w:b/>
+          <w:bCs/>
+        </w:rPr>
+        <w:t xml:space="preserve">How would you configure and use </w:t>
+      </w:r>
+      <w:proofErr w:type="spellStart"/>
+      <w:r>
+        <w:rPr>
+          <w:b/>
+          <w:bCs/>
+        </w:rPr>
+        <w:t>AutoMapper</w:t>
+      </w:r>
+      <w:proofErr w:type="spellEnd"/>
+      <w:r>
+        <w:rPr>
+          <w:b/>
+          <w:bCs/>
+        </w:rPr>
+        <w:t xml:space="preserve"> in ASP.NET Core?</w:t>
+      </w:r>
+    </w:p>
+    <w:p>
+      <w:proofErr w:type="spellStart"/>
+      <w:r>
+        <w:t>AutoMapper</w:t>
+      </w:r>
+      <w:proofErr w:type="spellEnd"/>
+      <w:r>
+        <w:t xml:space="preserve"> can be configured in the Program class by adding it to the service collection using </w:t>
+      </w:r>
+      <w:proofErr w:type="spellStart"/>
+      <w:r>
+        <w:t>builder.Services.AddAutoMapper</w:t>
+      </w:r>
+      <w:proofErr w:type="spellEnd"/>
+      <w:r>
+        <w:t xml:space="preserve">(). You then create mapping profiles that define how one object type is mapped to another. Once configured, you can inject and use </w:t>
+      </w:r>
+      <w:proofErr w:type="spellStart"/>
+      <w:r>
+        <w:t>AutoMapper</w:t>
+      </w:r>
+      <w:proofErr w:type="spellEnd"/>
+      <w:r>
+        <w:t xml:space="preserve"> in your services or controllers to map objects.</w:t>
+      </w:r>
+    </w:p>
+    <w:p>
+      <w:pPr>
+        <w:rPr>
+          <w:b/>
+          <w:bCs/>
+        </w:rPr>
+      </w:pPr>
+      <w:r>
+        <w:rPr>
+          <w:b/>
+          <w:bCs/>
+        </w:rPr>
+        <w:t>How can you connect to a Postgres database using Dapper in ASP.NET Core?</w:t>
+      </w:r>
+    </w:p>
+    <w:p>
+      <w:r>
+        <w:t>To connect to a Postgres database using Dapper, you need to install the </w:t>
+      </w:r>
+      <w:proofErr w:type="spellStart"/>
+      <w:r>
+        <w:t>Npgsql</w:t>
+      </w:r>
+      <w:proofErr w:type="spellEnd"/>
+      <w:r>
+        <w:t> package. You can then create a </w:t>
+      </w:r>
+      <w:proofErr w:type="spellStart"/>
+      <w:r>
+        <w:t>NpgsqlConnection</w:t>
+      </w:r>
+      <w:proofErr w:type="spellEnd"/>
+      <w:r>
+        <w:t> object, passing the connection string for Postgres. Dapper can be used with this connection to execute queries or commands.</w:t>
+      </w:r>
+    </w:p>
+    <w:p>
+      <w:pPr>
+        <w:rPr>
+          <w:b/>
+          <w:bCs/>
+        </w:rPr>
+      </w:pPr>
+      <w:r>
+        <w:rPr>
+          <w:b/>
+          <w:bCs/>
+        </w:rPr>
+        <w:t xml:space="preserve">What is the difference between Dapper’s </w:t>
+      </w:r>
+      <w:proofErr w:type="spellStart"/>
+      <w:r>
+        <w:rPr>
+          <w:b/>
+          <w:bCs/>
+        </w:rPr>
+        <w:t>ExecuteAsync</w:t>
+      </w:r>
+      <w:proofErr w:type="spellEnd"/>
+      <w:r>
+        <w:rPr>
+          <w:b/>
+          <w:bCs/>
+        </w:rPr>
+        <w:t xml:space="preserve"> and </w:t>
+      </w:r>
+      <w:proofErr w:type="spellStart"/>
+      <w:r>
+        <w:rPr>
+          <w:b/>
+          <w:bCs/>
+        </w:rPr>
+        <w:t>QueryAsync</w:t>
+      </w:r>
+      <w:proofErr w:type="spellEnd"/>
+      <w:r>
+        <w:rPr>
+          <w:b/>
+          <w:bCs/>
+        </w:rPr>
+        <w:t xml:space="preserve"> methods?</w:t>
+      </w:r>
+    </w:p>
+    <w:p>
+      <w:pPr>
+        <w:numPr>
+          <w:ilvl w:val="0"/>
+          <w:numId w:val="10"/>
+        </w:numPr>
+      </w:pPr>
+      <w:proofErr w:type="spellStart"/>
+      <w:r>
+        <w:t>ExecuteAsync</w:t>
+      </w:r>
+      <w:proofErr w:type="spellEnd"/>
+      <w:r>
+        <w:t>: Used for executing non-query commands such as INSERT, UPDATE, or DELETE. It returns the number of rows affected.</w:t>
+      </w:r>
+    </w:p>
+    <w:p>
+      <w:pPr>
+        <w:numPr>
+          <w:ilvl w:val="0"/>
+          <w:numId w:val="10"/>
+        </w:numPr>
+      </w:pPr>
+      <w:proofErr w:type="spellStart"/>
+      <w:r>
+        <w:t>QueryAsync</w:t>
+      </w:r>
+      <w:proofErr w:type="spellEnd"/>
+      <w:r>
+        <w:t>: Used for executing SQL queries that return a result set, like SELECT queries. It returns the data in the form of a collection of objects.</w:t>
+      </w:r>
+    </w:p>
+    <w:p>
+      <w:r>
+        <w:rPr>
+          <w:b/>
+          <w:bCs/>
+        </w:rPr>
+        <w:lastRenderedPageBreak/>
+        <w:t>Give an example of using </w:t>
+      </w:r>
+      <w:proofErr w:type="spellStart"/>
+      <w:r>
+        <w:rPr>
+          <w:b/>
+          <w:bCs/>
+        </w:rPr>
+        <w:t>ExecuteAsync</w:t>
+      </w:r>
+      <w:proofErr w:type="spellEnd"/>
+      <w:r>
+        <w:rPr>
+          <w:b/>
+          <w:bCs/>
+        </w:rPr>
+        <w:t> and </w:t>
+      </w:r>
+      <w:proofErr w:type="spellStart"/>
+      <w:r>
+        <w:rPr>
+          <w:b/>
+          <w:bCs/>
+        </w:rPr>
+        <w:t>QueryAsync</w:t>
+      </w:r>
+      <w:proofErr w:type="spellEnd"/>
+      <w:r>
+        <w:rPr>
+          <w:b/>
+          <w:bCs/>
+        </w:rPr>
+        <w:t> with Dapper.</w:t>
+      </w:r>
+    </w:p>
+    <w:p>
+      <w:r>
+        <w:t xml:space="preserve">using (var connection = new </w:t>
+      </w:r>
+      <w:proofErr w:type="spellStart"/>
+      <w:r>
+        <w:t>NpgsqlConnection</w:t>
+      </w:r>
+      <w:proofErr w:type="spellEnd"/>
+      <w:r>
+        <w:t>(</w:t>
+      </w:r>
+      <w:proofErr w:type="spellStart"/>
+      <w:r>
+        <w:t>connectionString</w:t>
+      </w:r>
+      <w:proofErr w:type="spellEnd"/>
+      <w:r>
+        <w:t>))</w:t>
+      </w:r>
+    </w:p>
+    <w:p>
+      <w:r>
+        <w:t>{</w:t>
+      </w:r>
+    </w:p>
+    <w:p>
+      <w:r>
+        <w:t xml:space="preserve">    await </w:t>
+      </w:r>
+      <w:proofErr w:type="spellStart"/>
+      <w:r>
+        <w:t>connection.ExecuteAsync</w:t>
+      </w:r>
+      <w:proofErr w:type="spellEnd"/>
+      <w:r>
+        <w:t>("INSERT INTO Users (Name, Age) VALUES (@Name, @Age)", new { Name = "John", Age = 30 });</w:t>
+      </w:r>
+    </w:p>
+    <w:p>
+      <w:r>
+        <w:t xml:space="preserve">    </w:t>
+      </w:r>
+    </w:p>
+    <w:p>
+      <w:r>
+        <w:t xml:space="preserve">    var users = await </w:t>
+      </w:r>
+      <w:proofErr w:type="spellStart"/>
+      <w:r>
+        <w:t>connection.QueryAsync</w:t>
+      </w:r>
+      <w:proofErr w:type="spellEnd"/>
+      <w:r>
+        <w:t>&lt;User&gt;("SELECT * FROM Users");</w:t>
+      </w:r>
+    </w:p>
+    <w:p>
+      <w:r>
+        <w:t>}</w:t>
+      </w:r>
+    </w:p>
+    <w:p>
+      <w:pPr>
+        <w:rPr>
+          <w:b/>
+          <w:bCs/>
+        </w:rPr>
+      </w:pPr>
+      <w:r>
+        <w:rPr>
+          <w:b/>
+          <w:bCs/>
+        </w:rPr>
+        <w:t xml:space="preserve">What is </w:t>
+      </w:r>
+      <w:proofErr w:type="spellStart"/>
+      <w:r>
+        <w:rPr>
+          <w:b/>
+          <w:bCs/>
+        </w:rPr>
+        <w:t>FluentValidation</w:t>
+      </w:r>
+      <w:proofErr w:type="spellEnd"/>
+      <w:r>
+        <w:rPr>
+          <w:b/>
+          <w:bCs/>
+        </w:rPr>
+        <w:t>, and how does it integrate with ASP.NET Core?</w:t>
+      </w:r>
+    </w:p>
+    <w:p>
+      <w:proofErr w:type="spellStart"/>
+      <w:r>
+        <w:t>FluentValidation</w:t>
+      </w:r>
+      <w:proofErr w:type="spellEnd"/>
+      <w:r>
+        <w:t xml:space="preserve"> is a library used to validate data in .NET applications. It allows you to create custom validation rules in a clean and readable manner. </w:t>
+      </w:r>
+      <w:proofErr w:type="spellStart"/>
+      <w:r>
+        <w:t>FluentValidation</w:t>
+      </w:r>
+      <w:proofErr w:type="spellEnd"/>
+      <w:r>
+        <w:t xml:space="preserve"> can be integrated with ASP.NET Core by creating validator classes and using </w:t>
+      </w:r>
+      <w:proofErr w:type="spellStart"/>
+      <w:r>
+        <w:t>services.AddFluentValidation</w:t>
+      </w:r>
+      <w:proofErr w:type="spellEnd"/>
+      <w:r>
+        <w:t>() to add them to the service container.</w:t>
+      </w:r>
+    </w:p>
+    <w:p>
+      <w:pPr>
+        <w:rPr>
+          <w:b/>
+          <w:bCs/>
+        </w:rPr>
+      </w:pPr>
+      <w:r>
+        <w:rPr>
+          <w:b/>
+          <w:bCs/>
+        </w:rPr>
+        <w:t xml:space="preserve">How do you create a custom validator using </w:t>
+      </w:r>
+      <w:proofErr w:type="spellStart"/>
+      <w:r>
+        <w:rPr>
+          <w:b/>
+          <w:bCs/>
+        </w:rPr>
+        <w:t>FluentValidation</w:t>
+      </w:r>
+      <w:proofErr w:type="spellEnd"/>
+      <w:r>
+        <w:rPr>
+          <w:b/>
+          <w:bCs/>
+        </w:rPr>
+        <w:t>?</w:t>
+      </w:r>
+    </w:p>
+    <w:p>
+      <w:r>
+        <w:t>You create a validator by inheriting from </w:t>
+      </w:r>
+      <w:proofErr w:type="spellStart"/>
+      <w:r>
+        <w:t>AbstractValidator</w:t>
+      </w:r>
+      <w:proofErr w:type="spellEnd"/>
+      <w:r>
+        <w:t>&lt;T&gt; where T is the class you want to validate. Inside the constructor, you define rules using methods like </w:t>
+      </w:r>
+      <w:proofErr w:type="spellStart"/>
+      <w:r>
+        <w:t>RuleFor</w:t>
+      </w:r>
+      <w:proofErr w:type="spellEnd"/>
+      <w:r>
+        <w:t>(). For example:</w:t>
+      </w:r>
+    </w:p>
+    <w:p>
+      <w:r>
+        <w:t xml:space="preserve">public class </w:t>
+      </w:r>
+      <w:proofErr w:type="spellStart"/>
+      <w:r>
+        <w:t>UserValidator</w:t>
+      </w:r>
+      <w:proofErr w:type="spellEnd"/>
+      <w:r>
+        <w:t xml:space="preserve"> : </w:t>
+      </w:r>
+      <w:proofErr w:type="spellStart"/>
+      <w:r>
+        <w:t>AbstractValidator</w:t>
+      </w:r>
+      <w:proofErr w:type="spellEnd"/>
+      <w:r>
+        <w:t>&lt;User&gt;</w:t>
+      </w:r>
+    </w:p>
+    <w:p>
+      <w:r>
+        <w:t>{</w:t>
+      </w:r>
+    </w:p>
+    <w:p>
+      <w:r>
+        <w:t xml:space="preserve">    public </w:t>
+      </w:r>
+      <w:proofErr w:type="spellStart"/>
+      <w:r>
+        <w:t>UserValidator</w:t>
+      </w:r>
+      <w:proofErr w:type="spellEnd"/>
+      <w:r>
+        <w:t>()</w:t>
+      </w:r>
+    </w:p>
+    <w:p>
+      <w:r>
+        <w:t xml:space="preserve">    {</w:t>
+      </w:r>
+    </w:p>
+    <w:p>
+      <w:r>
+        <w:t xml:space="preserve">        </w:t>
+      </w:r>
+      <w:proofErr w:type="spellStart"/>
+      <w:r>
+        <w:t>RuleFor</w:t>
+      </w:r>
+      <w:proofErr w:type="spellEnd"/>
+      <w:r>
+        <w:t xml:space="preserve">(user =&gt; </w:t>
+      </w:r>
+      <w:proofErr w:type="spellStart"/>
+      <w:r>
+        <w:t>user.Name</w:t>
+      </w:r>
+      <w:proofErr w:type="spellEnd"/>
+      <w:r>
+        <w:t>).</w:t>
+      </w:r>
+      <w:proofErr w:type="spellStart"/>
+      <w:r>
+        <w:t>NotEmpty</w:t>
+      </w:r>
+      <w:proofErr w:type="spellEnd"/>
+      <w:r>
+        <w:t>().</w:t>
+      </w:r>
+      <w:proofErr w:type="spellStart"/>
+      <w:r>
+        <w:t>WithMessage</w:t>
+      </w:r>
+      <w:proofErr w:type="spellEnd"/>
+      <w:r>
+        <w:t>("Name is required.");</w:t>
+      </w:r>
+    </w:p>
+    <w:p>
+      <w:r>
+        <w:t xml:space="preserve">        </w:t>
+      </w:r>
+      <w:proofErr w:type="spellStart"/>
+      <w:r>
+        <w:t>RuleFor</w:t>
+      </w:r>
+      <w:proofErr w:type="spellEnd"/>
+      <w:r>
+        <w:t xml:space="preserve">(user =&gt; </w:t>
+      </w:r>
+      <w:proofErr w:type="spellStart"/>
+      <w:r>
+        <w:t>user.Age</w:t>
+      </w:r>
+      <w:proofErr w:type="spellEnd"/>
+      <w:r>
+        <w:t>).</w:t>
+      </w:r>
+      <w:proofErr w:type="spellStart"/>
+      <w:r>
+        <w:t>GreaterThan</w:t>
+      </w:r>
+      <w:proofErr w:type="spellEnd"/>
+      <w:r>
+        <w:t>(0).</w:t>
+      </w:r>
+      <w:proofErr w:type="spellStart"/>
+      <w:r>
+        <w:t>WithMessage</w:t>
+      </w:r>
+      <w:proofErr w:type="spellEnd"/>
+      <w:r>
+        <w:t>("Age must be greater than 0.");</w:t>
+      </w:r>
+    </w:p>
+    <w:p>
+      <w:r>
+        <w:t xml:space="preserve">    }</w:t>
+      </w:r>
+    </w:p>
+    <w:p>
+      <w:r>
+        <w:t>}</w:t>
+      </w:r>
+    </w:p>
     <w:p/>
+    <w:p/>
+    <w:p/>
+    <w:p>
+      <w:pPr>
+        <w:rPr>
+          <w:b/>
+          <w:bCs/>
+        </w:rPr>
+      </w:pPr>
+      <w:r>
+        <w:rPr>
+          <w:b/>
+          <w:bCs/>
+        </w:rPr>
+        <w:lastRenderedPageBreak/>
+        <w:t xml:space="preserve">What are some common use cases for </w:t>
+      </w:r>
+      <w:proofErr w:type="spellStart"/>
+      <w:r>
+        <w:rPr>
+          <w:b/>
+          <w:bCs/>
+        </w:rPr>
+        <w:t>FluentValidation</w:t>
+      </w:r>
+      <w:proofErr w:type="spellEnd"/>
+      <w:r>
+        <w:rPr>
+          <w:b/>
+          <w:bCs/>
+        </w:rPr>
+        <w:t xml:space="preserve"> in an ASP.NET Core project?</w:t>
+      </w:r>
+    </w:p>
+    <w:p>
+      <w:proofErr w:type="spellStart"/>
+      <w:r>
+        <w:t>FluentValidation</w:t>
+      </w:r>
+      <w:proofErr w:type="spellEnd"/>
+      <w:r>
+        <w:t xml:space="preserve"> is commonly used for:</w:t>
+      </w:r>
+    </w:p>
+    <w:p>
+      <w:pPr>
+        <w:numPr>
+          <w:ilvl w:val="0"/>
+          <w:numId w:val="11"/>
+        </w:numPr>
+      </w:pPr>
+      <w:r>
+        <w:t>Validating user input in forms or API requests.</w:t>
+      </w:r>
+    </w:p>
+    <w:p>
+      <w:pPr>
+        <w:numPr>
+          <w:ilvl w:val="0"/>
+          <w:numId w:val="11"/>
+        </w:numPr>
+      </w:pPr>
+      <w:r>
+        <w:t>Ensuring model properties adhere to business rules before they are processed by the application.</w:t>
+      </w:r>
+    </w:p>
+    <w:p>
+      <w:pPr>
+        <w:numPr>
+          <w:ilvl w:val="0"/>
+          <w:numId w:val="11"/>
+        </w:numPr>
+      </w:pPr>
+      <w:r>
+        <w:t>Replacing the built-in Data Annotations for more complex validation logic.</w:t>
+      </w:r>
+    </w:p>
+    <w:p>
+      <w:pPr>
+        <w:rPr>
+          <w:b/>
+          <w:bCs/>
+        </w:rPr>
+      </w:pPr>
+      <w:r>
+        <w:rPr>
+          <w:b/>
+          <w:bCs/>
+        </w:rPr>
+        <w:t>What are some basic Git commands every developer should know?</w:t>
+      </w:r>
+    </w:p>
+    <w:p>
+      <w:pPr>
+        <w:numPr>
+          <w:ilvl w:val="0"/>
+          <w:numId w:val="12"/>
+        </w:numPr>
+      </w:pPr>
+      <w:r>
+        <w:t xml:space="preserve">git </w:t>
+      </w:r>
+      <w:proofErr w:type="spellStart"/>
+      <w:r>
+        <w:t>init</w:t>
+      </w:r>
+      <w:proofErr w:type="spellEnd"/>
+      <w:r>
+        <w:t>: Initializes a new Git repository.</w:t>
+      </w:r>
+    </w:p>
+    <w:p>
+      <w:pPr>
+        <w:numPr>
+          <w:ilvl w:val="0"/>
+          <w:numId w:val="12"/>
+        </w:numPr>
+      </w:pPr>
+      <w:r>
+        <w:t>git clone: Clones a repository into a new directory.</w:t>
+      </w:r>
+    </w:p>
+    <w:p>
+      <w:pPr>
+        <w:numPr>
+          <w:ilvl w:val="0"/>
+          <w:numId w:val="12"/>
+        </w:numPr>
+      </w:pPr>
+      <w:r>
+        <w:t>git add: Adds files to the staging area.</w:t>
+      </w:r>
+    </w:p>
+    <w:p>
+      <w:pPr>
+        <w:numPr>
+          <w:ilvl w:val="0"/>
+          <w:numId w:val="12"/>
+        </w:numPr>
+      </w:pPr>
+      <w:r>
+        <w:t>git commit: Commits changes in the staging area with a message.</w:t>
+      </w:r>
+    </w:p>
+    <w:p>
+      <w:pPr>
+        <w:numPr>
+          <w:ilvl w:val="0"/>
+          <w:numId w:val="12"/>
+        </w:numPr>
+      </w:pPr>
+      <w:r>
+        <w:t>git status: Shows the current state of the working directory and staging area.</w:t>
+      </w:r>
+    </w:p>
+    <w:p>
+      <w:pPr>
+        <w:numPr>
+          <w:ilvl w:val="0"/>
+          <w:numId w:val="12"/>
+        </w:numPr>
+      </w:pPr>
+      <w:r>
+        <w:t>git log: Displays the commit history.</w:t>
+      </w:r>
+    </w:p>
+    <w:p>
+      <w:pPr>
+        <w:numPr>
+          <w:ilvl w:val="0"/>
+          <w:numId w:val="12"/>
+        </w:numPr>
+      </w:pPr>
+      <w:r>
+        <w:t>git commit -m "message" – Saves the staged changes with a message.</w:t>
+      </w:r>
+    </w:p>
+    <w:p>
+      <w:pPr>
+        <w:numPr>
+          <w:ilvl w:val="0"/>
+          <w:numId w:val="12"/>
+        </w:numPr>
+      </w:pPr>
+      <w:r>
+        <w:t>git push – Uploads your commits to the remote repository.</w:t>
+      </w:r>
+    </w:p>
+    <w:p>
+      <w:pPr>
+        <w:numPr>
+          <w:ilvl w:val="0"/>
+          <w:numId w:val="12"/>
+        </w:numPr>
+      </w:pPr>
+      <w:r>
+        <w:t>git pull – Fetches and merges changes from the remote to your local branch.</w:t>
+      </w:r>
+    </w:p>
+    <w:p>
+      <w:pPr>
+        <w:numPr>
+          <w:ilvl w:val="0"/>
+          <w:numId w:val="12"/>
+        </w:numPr>
+      </w:pPr>
+      <w:r>
+        <w:t>git branch – Lists, creates, or deletes branches.</w:t>
+      </w:r>
+    </w:p>
+    <w:p>
+      <w:pPr>
+        <w:numPr>
+          <w:ilvl w:val="0"/>
+          <w:numId w:val="12"/>
+        </w:numPr>
+      </w:pPr>
+      <w:r>
+        <w:t>git checkout &lt;branch&gt; – Switches between branches.</w:t>
+      </w:r>
+    </w:p>
+    <w:p>
+      <w:pPr>
+        <w:numPr>
+          <w:ilvl w:val="0"/>
+          <w:numId w:val="12"/>
+        </w:numPr>
+      </w:pPr>
+      <w:r>
+        <w:t>git merge &lt;branch&gt; – Merges changes from one branch into another.</w:t>
+      </w:r>
+    </w:p>
+    <w:p>
+      <w:pPr>
+        <w:ind w:left="720"/>
+      </w:pPr>
+    </w:p>
+    <w:p>
+      <w:pPr>
+        <w:rPr>
+          <w:b/>
+          <w:bCs/>
+        </w:rPr>
+      </w:pPr>
+      <w:r>
+        <w:rPr>
+          <w:b/>
+          <w:bCs/>
+        </w:rPr>
+        <w:t>What is Swagger, and how does it benefit API development?</w:t>
+      </w:r>
+    </w:p>
+    <w:p>
+      <w:r>
+        <w:t>Swagger is an open-source framework used to design, build, and document RESTful APIs. It generates interactive API documentation, allowing developers to test API endpoints and understand the structure of the API without needing external documentation.</w:t>
+      </w:r>
+    </w:p>
+    <w:p>
+      <w:pPr>
+        <w:rPr>
+          <w:b/>
+          <w:bCs/>
+        </w:rPr>
+      </w:pPr>
+      <w:r>
+        <w:rPr>
+          <w:b/>
+          <w:bCs/>
+        </w:rPr>
+        <w:t>How do you add Swagger to an ASP.NET Core project?</w:t>
+      </w:r>
+    </w:p>
+    <w:p>
+      <w:r>
+        <w:t>You can add Swagger to an ASP.NET Core project by installing the </w:t>
+      </w:r>
+      <w:proofErr w:type="spellStart"/>
+      <w:r>
+        <w:t>Swashbuckle.AspNetCore</w:t>
+      </w:r>
+      <w:proofErr w:type="spellEnd"/>
+      <w:r>
+        <w:t xml:space="preserve"> NuGet package and configuring it in </w:t>
+      </w:r>
+      <w:r>
+        <w:lastRenderedPageBreak/>
+        <w:t>the Startup or Program class. Use </w:t>
+      </w:r>
+      <w:proofErr w:type="spellStart"/>
+      <w:r>
+        <w:t>app.UseSwagger</w:t>
+      </w:r>
+      <w:proofErr w:type="spellEnd"/>
+      <w:r>
+        <w:t>() to generate the Swagger JSON file and </w:t>
+      </w:r>
+      <w:proofErr w:type="spellStart"/>
+      <w:r>
+        <w:t>app.UseSwaggerUI</w:t>
+      </w:r>
+      <w:proofErr w:type="spellEnd"/>
+      <w:r>
+        <w:t>() to serve the interactive documentation page.</w:t>
+      </w:r>
+    </w:p>
+    <w:p>
+      <w:pPr>
+        <w:rPr>
+          <w:b/>
+          <w:bCs/>
+        </w:rPr>
+      </w:pPr>
+      <w:r>
+        <w:rPr>
+          <w:b/>
+          <w:bCs/>
+        </w:rPr>
+        <w:t>How can Swagger be used to test API endpoints?</w:t>
+      </w:r>
+    </w:p>
+    <w:p>
+      <w:r>
+        <w:t>Swagger’s UI provides a user-friendly interface where developers can execute API requests directly from the browser. You can fill in the required parameters and headers and test each endpoint to see its response.</w:t>
+      </w:r>
+    </w:p>
     <w:sectPr>
       <w:pgSz w:w="11906" w:h="16838"/>
       <w:pgMar w:top="1440" w:right="1440" w:bottom="1440" w:left="1440" w:header="708" w:footer="708" w:gutter="0"/>
@@ -705,6 +1831,417 @@
 <file path=word/numbering.xml><?xml version="1.0" encoding="utf-8"?>
 <w:numbering xmlns:wpc="http://schemas.microsoft.com/office/word/2010/wordprocessingCanvas" xmlns:cx="http://schemas.microsoft.com/office/drawing/2014/chartex" xmlns:cx1="http://schemas.microsoft.com/office/drawing/2015/9/8/chartex" xmlns:cx2="http://schemas.microsoft.com/office/drawing/2015/10/21/chartex" xmlns:cx3="http://schemas.microsoft.com/office/drawing/2016/5/9/chartex" xmlns:cx4="http://schemas.microsoft.com/office/drawing/2016/5/10/chartex" xmlns:cx5="http://schemas.microsoft.com/office/drawing/2016/5/11/chartex" xmlns:cx6="http://schemas.microsoft.com/office/drawing/2016/5/12/chartex" xmlns:cx7="http://schemas.microsoft.com/office/drawing/2016/5/13/chartex" xmlns:cx8="http://schemas.microsoft.com/office/drawing/2016/5/14/chartex" xmlns:mc="http://schemas.openxmlformats.org/markup-compatibility/2006" xmlns:aink="http://schemas.microsoft.com/office/drawing/2016/ink" xmlns:am3d="http://schemas.microsoft.com/office/drawing/2017/model3d" xmlns:o="urn:schemas-microsoft-com:office:office" xmlns:oel="http://schemas.microsoft.com/office/2019/extlst" xmlns:r="http://schemas.openxmlformats.org/officeDocument/2006/relationships" xmlns:m="http://schemas.openxmlformats.org/officeDocument/2006/math" xmlns:v="urn:schemas-microsoft-com:vml" xmlns:wp14="http://schemas.microsoft.com/office/word/2010/wordprocessingDrawing" xmlns:wp="http://schemas.openxmlformats.org/drawingml/2006/wordprocessingDrawing" xmlns:w10="urn:schemas-microsoft-com:office:word" xmlns:w="http://schemas.openxmlformats.org/wordprocessingml/2006/main" xmlns:w14="http://schemas.microsoft.com/office/word/2010/wordml" xmlns:w15="http://schemas.microsoft.com/office/word/2012/wordml" xmlns:w16cex="http://schemas.microsoft.com/office/word/2018/wordml/cex" xmlns:w16cid="http://schemas.microsoft.com/office/word/2016/wordml/cid" xmlns:w16="http://schemas.microsoft.com/office/word/2018/wordml" xmlns:w16du="http://schemas.microsoft.com/office/word/2023/wordml/word16du" xmlns:w16sdtdh="http://schemas.microsoft.com/office/word/2020/wordml/sdtdatahash" xmlns:w16sdtfl="http://schemas.microsoft.com/office/word/2024/wordml/sdtformatlock" xmlns:w16se="http://schemas.microsoft.com/office/word/2015/wordml/symex" xmlns:wpg="http://schemas.microsoft.com/office/word/2010/wordprocessingGroup" xmlns:wpi="http://schemas.microsoft.com/office/word/2010/wordprocessingInk" xmlns:wne="http://schemas.microsoft.com/office/word/2006/wordml" xmlns:wps="http://schemas.microsoft.com/office/word/2010/wordprocessingShape" mc:Ignorable="w14 w15 w16se w16cid w16 w16cex w16sdtdh w16sdtfl w16du wp14">
   <w:abstractNum w:abstractNumId="0" w15:restartNumberingAfterBreak="0">
+    <w:nsid w:val="02A11B66"/>
+    <w:multiLevelType w:val="multilevel"/>
+    <w:tmpl w:val="AA620D28"/>
+    <w:lvl w:ilvl="0">
+      <w:start w:val="1"/>
+      <w:numFmt w:val="bullet"/>
+      <w:lvlText w:val=""/>
+      <w:lvlJc w:val="left"/>
+      <w:pPr>
+        <w:tabs>
+          <w:tab w:val="num" w:pos="720"/>
+        </w:tabs>
+        <w:ind w:left="720" w:hanging="360"/>
+      </w:pPr>
+      <w:rPr>
+        <w:rFonts w:ascii="Symbol" w:hAnsi="Symbol" w:hint="default"/>
+        <w:sz w:val="20"/>
+      </w:rPr>
+    </w:lvl>
+    <w:lvl w:ilvl="1" w:tentative="1">
+      <w:start w:val="1"/>
+      <w:numFmt w:val="bullet"/>
+      <w:lvlText w:val="o"/>
+      <w:lvlJc w:val="left"/>
+      <w:pPr>
+        <w:tabs>
+          <w:tab w:val="num" w:pos="1440"/>
+        </w:tabs>
+        <w:ind w:left="1440" w:hanging="360"/>
+      </w:pPr>
+      <w:rPr>
+        <w:rFonts w:ascii="Courier New" w:hAnsi="Courier New" w:hint="default"/>
+        <w:sz w:val="20"/>
+      </w:rPr>
+    </w:lvl>
+    <w:lvl w:ilvl="2" w:tentative="1">
+      <w:start w:val="1"/>
+      <w:numFmt w:val="bullet"/>
+      <w:lvlText w:val=""/>
+      <w:lvlJc w:val="left"/>
+      <w:pPr>
+        <w:tabs>
+          <w:tab w:val="num" w:pos="2160"/>
+        </w:tabs>
+        <w:ind w:left="2160" w:hanging="360"/>
+      </w:pPr>
+      <w:rPr>
+        <w:rFonts w:ascii="Wingdings" w:hAnsi="Wingdings" w:hint="default"/>
+        <w:sz w:val="20"/>
+      </w:rPr>
+    </w:lvl>
+    <w:lvl w:ilvl="3" w:tentative="1">
+      <w:start w:val="1"/>
+      <w:numFmt w:val="bullet"/>
+      <w:lvlText w:val=""/>
+      <w:lvlJc w:val="left"/>
+      <w:pPr>
+        <w:tabs>
+          <w:tab w:val="num" w:pos="2880"/>
+        </w:tabs>
+        <w:ind w:left="2880" w:hanging="360"/>
+      </w:pPr>
+      <w:rPr>
+        <w:rFonts w:ascii="Wingdings" w:hAnsi="Wingdings" w:hint="default"/>
+        <w:sz w:val="20"/>
+      </w:rPr>
+    </w:lvl>
+    <w:lvl w:ilvl="4" w:tentative="1">
+      <w:start w:val="1"/>
+      <w:numFmt w:val="bullet"/>
+      <w:lvlText w:val=""/>
+      <w:lvlJc w:val="left"/>
+      <w:pPr>
+        <w:tabs>
+          <w:tab w:val="num" w:pos="3600"/>
+        </w:tabs>
+        <w:ind w:left="3600" w:hanging="360"/>
+      </w:pPr>
+      <w:rPr>
+        <w:rFonts w:ascii="Wingdings" w:hAnsi="Wingdings" w:hint="default"/>
+        <w:sz w:val="20"/>
+      </w:rPr>
+    </w:lvl>
+    <w:lvl w:ilvl="5" w:tentative="1">
+      <w:start w:val="1"/>
+      <w:numFmt w:val="bullet"/>
+      <w:lvlText w:val=""/>
+      <w:lvlJc w:val="left"/>
+      <w:pPr>
+        <w:tabs>
+          <w:tab w:val="num" w:pos="4320"/>
+        </w:tabs>
+        <w:ind w:left="4320" w:hanging="360"/>
+      </w:pPr>
+      <w:rPr>
+        <w:rFonts w:ascii="Wingdings" w:hAnsi="Wingdings" w:hint="default"/>
+        <w:sz w:val="20"/>
+      </w:rPr>
+    </w:lvl>
+    <w:lvl w:ilvl="6" w:tentative="1">
+      <w:start w:val="1"/>
+      <w:numFmt w:val="bullet"/>
+      <w:lvlText w:val=""/>
+      <w:lvlJc w:val="left"/>
+      <w:pPr>
+        <w:tabs>
+          <w:tab w:val="num" w:pos="5040"/>
+        </w:tabs>
+        <w:ind w:left="5040" w:hanging="360"/>
+      </w:pPr>
+      <w:rPr>
+        <w:rFonts w:ascii="Wingdings" w:hAnsi="Wingdings" w:hint="default"/>
+        <w:sz w:val="20"/>
+      </w:rPr>
+    </w:lvl>
+    <w:lvl w:ilvl="7" w:tentative="1">
+      <w:start w:val="1"/>
+      <w:numFmt w:val="bullet"/>
+      <w:lvlText w:val=""/>
+      <w:lvlJc w:val="left"/>
+      <w:pPr>
+        <w:tabs>
+          <w:tab w:val="num" w:pos="5760"/>
+        </w:tabs>
+        <w:ind w:left="5760" w:hanging="360"/>
+      </w:pPr>
+      <w:rPr>
+        <w:rFonts w:ascii="Wingdings" w:hAnsi="Wingdings" w:hint="default"/>
+        <w:sz w:val="20"/>
+      </w:rPr>
+    </w:lvl>
+    <w:lvl w:ilvl="8" w:tentative="1">
+      <w:start w:val="1"/>
+      <w:numFmt w:val="bullet"/>
+      <w:lvlText w:val=""/>
+      <w:lvlJc w:val="left"/>
+      <w:pPr>
+        <w:tabs>
+          <w:tab w:val="num" w:pos="6480"/>
+        </w:tabs>
+        <w:ind w:left="6480" w:hanging="360"/>
+      </w:pPr>
+      <w:rPr>
+        <w:rFonts w:ascii="Wingdings" w:hAnsi="Wingdings" w:hint="default"/>
+        <w:sz w:val="20"/>
+      </w:rPr>
+    </w:lvl>
+  </w:abstractNum>
+  <w:abstractNum w:abstractNumId="1" w15:restartNumberingAfterBreak="0">
+    <w:nsid w:val="0992686B"/>
+    <w:multiLevelType w:val="multilevel"/>
+    <w:tmpl w:val="340E6A3E"/>
+    <w:lvl w:ilvl="0">
+      <w:start w:val="1"/>
+      <w:numFmt w:val="decimal"/>
+      <w:lvlText w:val="%1."/>
+      <w:lvlJc w:val="left"/>
+      <w:pPr>
+        <w:tabs>
+          <w:tab w:val="num" w:pos="720"/>
+        </w:tabs>
+        <w:ind w:left="720" w:hanging="360"/>
+      </w:pPr>
+    </w:lvl>
+    <w:lvl w:ilvl="1" w:tentative="1">
+      <w:start w:val="1"/>
+      <w:numFmt w:val="decimal"/>
+      <w:lvlText w:val="%2."/>
+      <w:lvlJc w:val="left"/>
+      <w:pPr>
+        <w:tabs>
+          <w:tab w:val="num" w:pos="1440"/>
+        </w:tabs>
+        <w:ind w:left="1440" w:hanging="360"/>
+      </w:pPr>
+    </w:lvl>
+    <w:lvl w:ilvl="2" w:tentative="1">
+      <w:start w:val="1"/>
+      <w:numFmt w:val="decimal"/>
+      <w:lvlText w:val="%3."/>
+      <w:lvlJc w:val="left"/>
+      <w:pPr>
+        <w:tabs>
+          <w:tab w:val="num" w:pos="2160"/>
+        </w:tabs>
+        <w:ind w:left="2160" w:hanging="360"/>
+      </w:pPr>
+    </w:lvl>
+    <w:lvl w:ilvl="3" w:tentative="1">
+      <w:start w:val="1"/>
+      <w:numFmt w:val="decimal"/>
+      <w:lvlText w:val="%4."/>
+      <w:lvlJc w:val="left"/>
+      <w:pPr>
+        <w:tabs>
+          <w:tab w:val="num" w:pos="2880"/>
+        </w:tabs>
+        <w:ind w:left="2880" w:hanging="360"/>
+      </w:pPr>
+    </w:lvl>
+    <w:lvl w:ilvl="4" w:tentative="1">
+      <w:start w:val="1"/>
+      <w:numFmt w:val="decimal"/>
+      <w:lvlText w:val="%5."/>
+      <w:lvlJc w:val="left"/>
+      <w:pPr>
+        <w:tabs>
+          <w:tab w:val="num" w:pos="3600"/>
+        </w:tabs>
+        <w:ind w:left="3600" w:hanging="360"/>
+      </w:pPr>
+    </w:lvl>
+    <w:lvl w:ilvl="5" w:tentative="1">
+      <w:start w:val="1"/>
+      <w:numFmt w:val="decimal"/>
+      <w:lvlText w:val="%6."/>
+      <w:lvlJc w:val="left"/>
+      <w:pPr>
+        <w:tabs>
+          <w:tab w:val="num" w:pos="4320"/>
+        </w:tabs>
+        <w:ind w:left="4320" w:hanging="360"/>
+      </w:pPr>
+    </w:lvl>
+    <w:lvl w:ilvl="6" w:tentative="1">
+      <w:start w:val="1"/>
+      <w:numFmt w:val="decimal"/>
+      <w:lvlText w:val="%7."/>
+      <w:lvlJc w:val="left"/>
+      <w:pPr>
+        <w:tabs>
+          <w:tab w:val="num" w:pos="5040"/>
+        </w:tabs>
+        <w:ind w:left="5040" w:hanging="360"/>
+      </w:pPr>
+    </w:lvl>
+    <w:lvl w:ilvl="7" w:tentative="1">
+      <w:start w:val="1"/>
+      <w:numFmt w:val="decimal"/>
+      <w:lvlText w:val="%8."/>
+      <w:lvlJc w:val="left"/>
+      <w:pPr>
+        <w:tabs>
+          <w:tab w:val="num" w:pos="5760"/>
+        </w:tabs>
+        <w:ind w:left="5760" w:hanging="360"/>
+      </w:pPr>
+    </w:lvl>
+    <w:lvl w:ilvl="8" w:tentative="1">
+      <w:start w:val="1"/>
+      <w:numFmt w:val="decimal"/>
+      <w:lvlText w:val="%9."/>
+      <w:lvlJc w:val="left"/>
+      <w:pPr>
+        <w:tabs>
+          <w:tab w:val="num" w:pos="6480"/>
+        </w:tabs>
+        <w:ind w:left="6480" w:hanging="360"/>
+      </w:pPr>
+    </w:lvl>
+  </w:abstractNum>
+  <w:abstractNum w:abstractNumId="2" w15:restartNumberingAfterBreak="0">
+    <w:nsid w:val="10815E9C"/>
+    <w:multiLevelType w:val="multilevel"/>
+    <w:tmpl w:val="8B30503A"/>
+    <w:lvl w:ilvl="0">
+      <w:start w:val="1"/>
+      <w:numFmt w:val="bullet"/>
+      <w:lvlText w:val=""/>
+      <w:lvlJc w:val="left"/>
+      <w:pPr>
+        <w:tabs>
+          <w:tab w:val="num" w:pos="720"/>
+        </w:tabs>
+        <w:ind w:left="720" w:hanging="360"/>
+      </w:pPr>
+      <w:rPr>
+        <w:rFonts w:ascii="Symbol" w:hAnsi="Symbol" w:hint="default"/>
+        <w:sz w:val="20"/>
+      </w:rPr>
+    </w:lvl>
+    <w:lvl w:ilvl="1" w:tentative="1">
+      <w:start w:val="1"/>
+      <w:numFmt w:val="bullet"/>
+      <w:lvlText w:val="o"/>
+      <w:lvlJc w:val="left"/>
+      <w:pPr>
+        <w:tabs>
+          <w:tab w:val="num" w:pos="1440"/>
+        </w:tabs>
+        <w:ind w:left="1440" w:hanging="360"/>
+      </w:pPr>
+      <w:rPr>
+        <w:rFonts w:ascii="Courier New" w:hAnsi="Courier New" w:hint="default"/>
+        <w:sz w:val="20"/>
+      </w:rPr>
+    </w:lvl>
+    <w:lvl w:ilvl="2" w:tentative="1">
+      <w:start w:val="1"/>
+      <w:numFmt w:val="bullet"/>
+      <w:lvlText w:val=""/>
+      <w:lvlJc w:val="left"/>
+      <w:pPr>
+        <w:tabs>
+          <w:tab w:val="num" w:pos="2160"/>
+        </w:tabs>
+        <w:ind w:left="2160" w:hanging="360"/>
+      </w:pPr>
+      <w:rPr>
+        <w:rFonts w:ascii="Wingdings" w:hAnsi="Wingdings" w:hint="default"/>
+        <w:sz w:val="20"/>
+      </w:rPr>
+    </w:lvl>
+    <w:lvl w:ilvl="3" w:tentative="1">
+      <w:start w:val="1"/>
+      <w:numFmt w:val="bullet"/>
+      <w:lvlText w:val=""/>
+      <w:lvlJc w:val="left"/>
+      <w:pPr>
+        <w:tabs>
+          <w:tab w:val="num" w:pos="2880"/>
+        </w:tabs>
+        <w:ind w:left="2880" w:hanging="360"/>
+      </w:pPr>
+      <w:rPr>
+        <w:rFonts w:ascii="Wingdings" w:hAnsi="Wingdings" w:hint="default"/>
+        <w:sz w:val="20"/>
+      </w:rPr>
+    </w:lvl>
+    <w:lvl w:ilvl="4" w:tentative="1">
+      <w:start w:val="1"/>
+      <w:numFmt w:val="bullet"/>
+      <w:lvlText w:val=""/>
+      <w:lvlJc w:val="left"/>
+      <w:pPr>
+        <w:tabs>
+          <w:tab w:val="num" w:pos="3600"/>
+        </w:tabs>
+        <w:ind w:left="3600" w:hanging="360"/>
+      </w:pPr>
+      <w:rPr>
+        <w:rFonts w:ascii="Wingdings" w:hAnsi="Wingdings" w:hint="default"/>
+        <w:sz w:val="20"/>
+      </w:rPr>
+    </w:lvl>
+    <w:lvl w:ilvl="5" w:tentative="1">
+      <w:start w:val="1"/>
+      <w:numFmt w:val="bullet"/>
+      <w:lvlText w:val=""/>
+      <w:lvlJc w:val="left"/>
+      <w:pPr>
+        <w:tabs>
+          <w:tab w:val="num" w:pos="4320"/>
+        </w:tabs>
+        <w:ind w:left="4320" w:hanging="360"/>
+      </w:pPr>
+      <w:rPr>
+        <w:rFonts w:ascii="Wingdings" w:hAnsi="Wingdings" w:hint="default"/>
+        <w:sz w:val="20"/>
+      </w:rPr>
+    </w:lvl>
+    <w:lvl w:ilvl="6" w:tentative="1">
+      <w:start w:val="1"/>
+      <w:numFmt w:val="bullet"/>
+      <w:lvlText w:val=""/>
+      <w:lvlJc w:val="left"/>
+      <w:pPr>
+        <w:tabs>
+          <w:tab w:val="num" w:pos="5040"/>
+        </w:tabs>
+        <w:ind w:left="5040" w:hanging="360"/>
+      </w:pPr>
+      <w:rPr>
+        <w:rFonts w:ascii="Wingdings" w:hAnsi="Wingdings" w:hint="default"/>
+        <w:sz w:val="20"/>
+      </w:rPr>
+    </w:lvl>
+    <w:lvl w:ilvl="7" w:tentative="1">
+      <w:start w:val="1"/>
+      <w:numFmt w:val="bullet"/>
+      <w:lvlText w:val=""/>
+      <w:lvlJc w:val="left"/>
+      <w:pPr>
+        <w:tabs>
+          <w:tab w:val="num" w:pos="5760"/>
+        </w:tabs>
+        <w:ind w:left="5760" w:hanging="360"/>
+      </w:pPr>
+      <w:rPr>
+        <w:rFonts w:ascii="Wingdings" w:hAnsi="Wingdings" w:hint="default"/>
+        <w:sz w:val="20"/>
+      </w:rPr>
+    </w:lvl>
+    <w:lvl w:ilvl="8" w:tentative="1">
+      <w:start w:val="1"/>
+      <w:numFmt w:val="bullet"/>
+      <w:lvlText w:val=""/>
+      <w:lvlJc w:val="left"/>
+      <w:pPr>
+        <w:tabs>
+          <w:tab w:val="num" w:pos="6480"/>
+        </w:tabs>
+        <w:ind w:left="6480" w:hanging="360"/>
+      </w:pPr>
+      <w:rPr>
+        <w:rFonts w:ascii="Wingdings" w:hAnsi="Wingdings" w:hint="default"/>
+        <w:sz w:val="20"/>
+      </w:rPr>
+    </w:lvl>
+  </w:abstractNum>
+  <w:abstractNum w:abstractNumId="3" w15:restartNumberingAfterBreak="0">
     <w:nsid w:val="24E65776"/>
     <w:multiLevelType w:val="multilevel"/>
     <w:tmpl w:val="479212EE"/>
@@ -817,7 +2354,7 @@
       </w:pPr>
     </w:lvl>
   </w:abstractNum>
-  <w:abstractNum w:abstractNumId="1" w15:restartNumberingAfterBreak="0">
+  <w:abstractNum w:abstractNumId="4" w15:restartNumberingAfterBreak="0">
     <w:nsid w:val="2EC32202"/>
     <w:multiLevelType w:val="multilevel"/>
     <w:tmpl w:val="A92A3A7E"/>
@@ -966,7 +2503,7 @@
       </w:rPr>
     </w:lvl>
   </w:abstractNum>
-  <w:abstractNum w:abstractNumId="2" w15:restartNumberingAfterBreak="0">
+  <w:abstractNum w:abstractNumId="5" w15:restartNumberingAfterBreak="0">
     <w:nsid w:val="383D4D50"/>
     <w:multiLevelType w:val="multilevel"/>
     <w:tmpl w:val="943A15AA"/>
@@ -1115,7 +2652,7 @@
       </w:rPr>
     </w:lvl>
   </w:abstractNum>
-  <w:abstractNum w:abstractNumId="3" w15:restartNumberingAfterBreak="0">
+  <w:abstractNum w:abstractNumId="6" w15:restartNumberingAfterBreak="0">
     <w:nsid w:val="43C06CD4"/>
     <w:multiLevelType w:val="multilevel"/>
     <w:tmpl w:val="AF76BE50"/>
@@ -1228,7 +2765,7 @@
       </w:pPr>
     </w:lvl>
   </w:abstractNum>
-  <w:abstractNum w:abstractNumId="4" w15:restartNumberingAfterBreak="0">
+  <w:abstractNum w:abstractNumId="7" w15:restartNumberingAfterBreak="0">
     <w:nsid w:val="43E439F9"/>
     <w:multiLevelType w:val="multilevel"/>
     <w:tmpl w:val="924E5F5E"/>
@@ -1377,7 +2914,120 @@
       </w:rPr>
     </w:lvl>
   </w:abstractNum>
-  <w:abstractNum w:abstractNumId="5" w15:restartNumberingAfterBreak="0">
+  <w:abstractNum w:abstractNumId="8" w15:restartNumberingAfterBreak="0">
+    <w:nsid w:val="49626CEC"/>
+    <w:multiLevelType w:val="multilevel"/>
+    <w:tmpl w:val="B18AA33A"/>
+    <w:lvl w:ilvl="0">
+      <w:start w:val="1"/>
+      <w:numFmt w:val="decimal"/>
+      <w:lvlText w:val="%1."/>
+      <w:lvlJc w:val="left"/>
+      <w:pPr>
+        <w:tabs>
+          <w:tab w:val="num" w:pos="720"/>
+        </w:tabs>
+        <w:ind w:left="720" w:hanging="360"/>
+      </w:pPr>
+    </w:lvl>
+    <w:lvl w:ilvl="1" w:tentative="1">
+      <w:start w:val="1"/>
+      <w:numFmt w:val="decimal"/>
+      <w:lvlText w:val="%2."/>
+      <w:lvlJc w:val="left"/>
+      <w:pPr>
+        <w:tabs>
+          <w:tab w:val="num" w:pos="1440"/>
+        </w:tabs>
+        <w:ind w:left="1440" w:hanging="360"/>
+      </w:pPr>
+    </w:lvl>
+    <w:lvl w:ilvl="2" w:tentative="1">
+      <w:start w:val="1"/>
+      <w:numFmt w:val="decimal"/>
+      <w:lvlText w:val="%3."/>
+      <w:lvlJc w:val="left"/>
+      <w:pPr>
+        <w:tabs>
+          <w:tab w:val="num" w:pos="2160"/>
+        </w:tabs>
+        <w:ind w:left="2160" w:hanging="360"/>
+      </w:pPr>
+    </w:lvl>
+    <w:lvl w:ilvl="3" w:tentative="1">
+      <w:start w:val="1"/>
+      <w:numFmt w:val="decimal"/>
+      <w:lvlText w:val="%4."/>
+      <w:lvlJc w:val="left"/>
+      <w:pPr>
+        <w:tabs>
+          <w:tab w:val="num" w:pos="2880"/>
+        </w:tabs>
+        <w:ind w:left="2880" w:hanging="360"/>
+      </w:pPr>
+    </w:lvl>
+    <w:lvl w:ilvl="4" w:tentative="1">
+      <w:start w:val="1"/>
+      <w:numFmt w:val="decimal"/>
+      <w:lvlText w:val="%5."/>
+      <w:lvlJc w:val="left"/>
+      <w:pPr>
+        <w:tabs>
+          <w:tab w:val="num" w:pos="3600"/>
+        </w:tabs>
+        <w:ind w:left="3600" w:hanging="360"/>
+      </w:pPr>
+    </w:lvl>
+    <w:lvl w:ilvl="5" w:tentative="1">
+      <w:start w:val="1"/>
+      <w:numFmt w:val="decimal"/>
+      <w:lvlText w:val="%6."/>
+      <w:lvlJc w:val="left"/>
+      <w:pPr>
+        <w:tabs>
+          <w:tab w:val="num" w:pos="4320"/>
+        </w:tabs>
+        <w:ind w:left="4320" w:hanging="360"/>
+      </w:pPr>
+    </w:lvl>
+    <w:lvl w:ilvl="6" w:tentative="1">
+      <w:start w:val="1"/>
+      <w:numFmt w:val="decimal"/>
+      <w:lvlText w:val="%7."/>
+      <w:lvlJc w:val="left"/>
+      <w:pPr>
+        <w:tabs>
+          <w:tab w:val="num" w:pos="5040"/>
+        </w:tabs>
+        <w:ind w:left="5040" w:hanging="360"/>
+      </w:pPr>
+    </w:lvl>
+    <w:lvl w:ilvl="7" w:tentative="1">
+      <w:start w:val="1"/>
+      <w:numFmt w:val="decimal"/>
+      <w:lvlText w:val="%8."/>
+      <w:lvlJc w:val="left"/>
+      <w:pPr>
+        <w:tabs>
+          <w:tab w:val="num" w:pos="5760"/>
+        </w:tabs>
+        <w:ind w:left="5760" w:hanging="360"/>
+      </w:pPr>
+    </w:lvl>
+    <w:lvl w:ilvl="8" w:tentative="1">
+      <w:start w:val="1"/>
+      <w:numFmt w:val="decimal"/>
+      <w:lvlText w:val="%9."/>
+      <w:lvlJc w:val="left"/>
+      <w:pPr>
+        <w:tabs>
+          <w:tab w:val="num" w:pos="6480"/>
+        </w:tabs>
+        <w:ind w:left="6480" w:hanging="360"/>
+      </w:pPr>
+    </w:lvl>
+  </w:abstractNum>
+  <w:abstractNum w:abstractNumId="9" w15:restartNumberingAfterBreak="0">
     <w:nsid w:val="57906BE7"/>
     <w:multiLevelType w:val="multilevel"/>
     <w:tmpl w:val="B9F43DE4"/>
@@ -1490,7 +3140,156 @@
       </w:pPr>
     </w:lvl>
   </w:abstractNum>
-  <w:abstractNum w:abstractNumId="6" w15:restartNumberingAfterBreak="0">
+  <w:abstractNum w:abstractNumId="10" w15:restartNumberingAfterBreak="0">
+    <w:nsid w:val="596A721C"/>
+    <w:multiLevelType w:val="multilevel"/>
+    <w:tmpl w:val="B35AF8F8"/>
+    <w:lvl w:ilvl="0">
+      <w:start w:val="1"/>
+      <w:numFmt w:val="bullet"/>
+      <w:lvlText w:val=""/>
+      <w:lvlJc w:val="left"/>
+      <w:pPr>
+        <w:tabs>
+          <w:tab w:val="num" w:pos="720"/>
+        </w:tabs>
+        <w:ind w:left="720" w:hanging="360"/>
+      </w:pPr>
+      <w:rPr>
+        <w:rFonts w:ascii="Symbol" w:hAnsi="Symbol" w:hint="default"/>
+        <w:sz w:val="20"/>
+      </w:rPr>
+    </w:lvl>
+    <w:lvl w:ilvl="1" w:tentative="1">
+      <w:start w:val="1"/>
+      <w:numFmt w:val="bullet"/>
+      <w:lvlText w:val="o"/>
+      <w:lvlJc w:val="left"/>
+      <w:pPr>
+        <w:tabs>
+          <w:tab w:val="num" w:pos="1440"/>
+        </w:tabs>
+        <w:ind w:left="1440" w:hanging="360"/>
+      </w:pPr>
+      <w:rPr>
+        <w:rFonts w:ascii="Courier New" w:hAnsi="Courier New" w:hint="default"/>
+        <w:sz w:val="20"/>
+      </w:rPr>
+    </w:lvl>
+    <w:lvl w:ilvl="2" w:tentative="1">
+      <w:start w:val="1"/>
+      <w:numFmt w:val="bullet"/>
+      <w:lvlText w:val=""/>
+      <w:lvlJc w:val="left"/>
+      <w:pPr>
+        <w:tabs>
+          <w:tab w:val="num" w:pos="2160"/>
+        </w:tabs>
+        <w:ind w:left="2160" w:hanging="360"/>
+      </w:pPr>
+      <w:rPr>
+        <w:rFonts w:ascii="Wingdings" w:hAnsi="Wingdings" w:hint="default"/>
+        <w:sz w:val="20"/>
+      </w:rPr>
+    </w:lvl>
+    <w:lvl w:ilvl="3" w:tentative="1">
+      <w:start w:val="1"/>
+      <w:numFmt w:val="bullet"/>
+      <w:lvlText w:val=""/>
+      <w:lvlJc w:val="left"/>
+      <w:pPr>
+        <w:tabs>
+          <w:tab w:val="num" w:pos="2880"/>
+        </w:tabs>
+        <w:ind w:left="2880" w:hanging="360"/>
+      </w:pPr>
+      <w:rPr>
+        <w:rFonts w:ascii="Wingdings" w:hAnsi="Wingdings" w:hint="default"/>
+        <w:sz w:val="20"/>
+      </w:rPr>
+    </w:lvl>
+    <w:lvl w:ilvl="4" w:tentative="1">
+      <w:start w:val="1"/>
+      <w:numFmt w:val="bullet"/>
+      <w:lvlText w:val=""/>
+      <w:lvlJc w:val="left"/>
+      <w:pPr>
+        <w:tabs>
+          <w:tab w:val="num" w:pos="3600"/>
+        </w:tabs>
+        <w:ind w:left="3600" w:hanging="360"/>
+      </w:pPr>
+      <w:rPr>
+        <w:rFonts w:ascii="Wingdings" w:hAnsi="Wingdings" w:hint="default"/>
+        <w:sz w:val="20"/>
+      </w:rPr>
+    </w:lvl>
+    <w:lvl w:ilvl="5" w:tentative="1">
+      <w:start w:val="1"/>
+      <w:numFmt w:val="bullet"/>
+      <w:lvlText w:val=""/>
+      <w:lvlJc w:val="left"/>
+      <w:pPr>
+        <w:tabs>
+          <w:tab w:val="num" w:pos="4320"/>
+        </w:tabs>
+        <w:ind w:left="4320" w:hanging="360"/>
+      </w:pPr>
+      <w:rPr>
+        <w:rFonts w:ascii="Wingdings" w:hAnsi="Wingdings" w:hint="default"/>
+        <w:sz w:val="20"/>
+      </w:rPr>
+    </w:lvl>
+    <w:lvl w:ilvl="6" w:tentative="1">
+      <w:start w:val="1"/>
+      <w:numFmt w:val="bullet"/>
+      <w:lvlText w:val=""/>
+      <w:lvlJc w:val="left"/>
+      <w:pPr>
+        <w:tabs>
+          <w:tab w:val="num" w:pos="5040"/>
+        </w:tabs>
+        <w:ind w:left="5040" w:hanging="360"/>
+      </w:pPr>
+      <w:rPr>
+        <w:rFonts w:ascii="Wingdings" w:hAnsi="Wingdings" w:hint="default"/>
+        <w:sz w:val="20"/>
+      </w:rPr>
+    </w:lvl>
+    <w:lvl w:ilvl="7" w:tentative="1">
+      <w:start w:val="1"/>
+      <w:numFmt w:val="bullet"/>
+      <w:lvlText w:val=""/>
+      <w:lvlJc w:val="left"/>
+      <w:pPr>
+        <w:tabs>
+          <w:tab w:val="num" w:pos="5760"/>
+        </w:tabs>
+        <w:ind w:left="5760" w:hanging="360"/>
+      </w:pPr>
+      <w:rPr>
+        <w:rFonts w:ascii="Wingdings" w:hAnsi="Wingdings" w:hint="default"/>
+        <w:sz w:val="20"/>
+      </w:rPr>
+    </w:lvl>
+    <w:lvl w:ilvl="8" w:tentative="1">
+      <w:start w:val="1"/>
+      <w:numFmt w:val="bullet"/>
+      <w:lvlText w:val=""/>
+      <w:lvlJc w:val="left"/>
+      <w:pPr>
+        <w:tabs>
+          <w:tab w:val="num" w:pos="6480"/>
+        </w:tabs>
+        <w:ind w:left="6480" w:hanging="360"/>
+      </w:pPr>
+      <w:rPr>
+        <w:rFonts w:ascii="Wingdings" w:hAnsi="Wingdings" w:hint="default"/>
+        <w:sz w:val="20"/>
+      </w:rPr>
+    </w:lvl>
+  </w:abstractNum>
+  <w:abstractNum w:abstractNumId="11" w15:restartNumberingAfterBreak="0">
     <w:nsid w:val="7B42576B"/>
     <w:multiLevelType w:val="multilevel"/>
     <w:tmpl w:val="E52453D6"/>
@@ -1604,25 +3403,40 @@
     </w:lvl>
   </w:abstractNum>
   <w:num w:numId="1" w16cid:durableId="1317684432">
+    <w:abstractNumId w:val="5"/>
+  </w:num>
+  <w:num w:numId="2" w16cid:durableId="691536973">
+    <w:abstractNumId w:val="4"/>
+  </w:num>
+  <w:num w:numId="3" w16cid:durableId="1117020532">
+    <w:abstractNumId w:val="3"/>
+  </w:num>
+  <w:num w:numId="4" w16cid:durableId="1220095297">
+    <w:abstractNumId w:val="11"/>
+  </w:num>
+  <w:num w:numId="5" w16cid:durableId="322203212">
+    <w:abstractNumId w:val="7"/>
+  </w:num>
+  <w:num w:numId="6" w16cid:durableId="1843351495">
+    <w:abstractNumId w:val="9"/>
+  </w:num>
+  <w:num w:numId="7" w16cid:durableId="1559509115">
+    <w:abstractNumId w:val="6"/>
+  </w:num>
+  <w:num w:numId="8" w16cid:durableId="690684573">
+    <w:abstractNumId w:val="8"/>
+  </w:num>
+  <w:num w:numId="9" w16cid:durableId="403065652">
+    <w:abstractNumId w:val="0"/>
+  </w:num>
+  <w:num w:numId="10" w16cid:durableId="2078627942">
+    <w:abstractNumId w:val="10"/>
+  </w:num>
+  <w:num w:numId="11" w16cid:durableId="759526861">
     <w:abstractNumId w:val="2"/>
   </w:num>
-  <w:num w:numId="2" w16cid:durableId="691536973">
+  <w:num w:numId="12" w16cid:durableId="393088994">
     <w:abstractNumId w:val="1"/>
-  </w:num>
-  <w:num w:numId="3" w16cid:durableId="1117020532">
-    <w:abstractNumId w:val="0"/>
-  </w:num>
-  <w:num w:numId="4" w16cid:durableId="1220095297">
-    <w:abstractNumId w:val="6"/>
-  </w:num>
-  <w:num w:numId="5" w16cid:durableId="322203212">
-    <w:abstractNumId w:val="4"/>
-  </w:num>
-  <w:num w:numId="6" w16cid:durableId="1843351495">
-    <w:abstractNumId w:val="5"/>
-  </w:num>
-  <w:num w:numId="7" w16cid:durableId="1559509115">
-    <w:abstractNumId w:val="3"/>
   </w:num>
 </w:numbering>
 </file>
@@ -2543,6 +4357,29 @@
       <w:spacing w:val="5"/>
     </w:rPr>
   </w:style>
+  <w:style w:type="character" w:styleId="Hyperlink">
+    <w:name w:val="Hyperlink"/>
+    <w:basedOn w:val="DefaultParagraphFont"/>
+    <w:uiPriority w:val="99"/>
+    <w:unhideWhenUsed/>
+    <w:rsid w:val="00174CBF"/>
+    <w:rPr>
+      <w:color w:val="467886" w:themeColor="hyperlink"/>
+      <w:u w:val="single"/>
+    </w:rPr>
+  </w:style>
+  <w:style w:type="character" w:styleId="UnresolvedMention">
+    <w:name w:val="Unresolved Mention"/>
+    <w:basedOn w:val="DefaultParagraphFont"/>
+    <w:uiPriority w:val="99"/>
+    <w:semiHidden/>
+    <w:unhideWhenUsed/>
+    <w:rsid w:val="00174CBF"/>
+    <w:rPr>
+      <w:color w:val="605E5C"/>
+      <w:shd w:val="clear" w:color="auto" w:fill="E1DFDD"/>
+    </w:rPr>
+  </w:style>
 </w:styles>
 </file>
 

--- a/.NET Microservices with Azure DevOps and AKS/Interview Questions.docx
+++ b/.NET Microservices with Azure DevOps and AKS/Interview Questions.docx
@@ -1020,10 +1020,12 @@
         <w:t xml:space="preserve"> can be configured in the Program class by adding it to the service collection using </w:t>
       </w:r>
       <w:proofErr w:type="spellStart"/>
+      <w:proofErr w:type="gramStart"/>
       <w:r>
         <w:t>builder.Services.AddAutoMapper</w:t>
       </w:r>
       <w:proofErr w:type="spellEnd"/>
+      <w:proofErr w:type="gramEnd"/>
       <w:r>
         <w:t xml:space="preserve">(). You then create mapping profiles that define how one object type is mapped to another. Once configured, you can inject and use </w:t>
       </w:r>
@@ -1224,12 +1226,30 @@
         <w:t xml:space="preserve">    await </w:t>
       </w:r>
       <w:proofErr w:type="spellStart"/>
+      <w:proofErr w:type="gramStart"/>
       <w:r>
         <w:t>connection.ExecuteAsync</w:t>
       </w:r>
       <w:proofErr w:type="spellEnd"/>
-      <w:r>
-        <w:t>("INSERT INTO Users (Name, Age) VALUES (@Name, @Age)", new { Name = "John", Age = 30 });</w:t>
+      <w:proofErr w:type="gramEnd"/>
+      <w:r>
+        <w:t xml:space="preserve">("INSERT INTO Users (Name, Age) VALUES (@Name, @Age)", new </w:t>
+      </w:r>
+      <w:proofErr w:type="gramStart"/>
+      <w:r>
+        <w:t>{ Name</w:t>
+      </w:r>
+      <w:proofErr w:type="gramEnd"/>
+      <w:r>
+        <w:t xml:space="preserve"> = "John", Age = </w:t>
+      </w:r>
+      <w:proofErr w:type="gramStart"/>
+      <w:r>
+        <w:t>30 }</w:t>
+      </w:r>
+      <w:proofErr w:type="gramEnd"/>
+      <w:r>
+        <w:t>);</w:t>
       </w:r>
     </w:p>
     <w:p>
@@ -1242,12 +1262,22 @@
         <w:t xml:space="preserve">    var users = await </w:t>
       </w:r>
       <w:proofErr w:type="spellStart"/>
+      <w:proofErr w:type="gramStart"/>
       <w:r>
         <w:t>connection.QueryAsync</w:t>
       </w:r>
       <w:proofErr w:type="spellEnd"/>
-      <w:r>
-        <w:t>&lt;User&gt;("SELECT * FROM Users");</w:t>
+      <w:proofErr w:type="gramEnd"/>
+      <w:r>
+        <w:t>&lt;User</w:t>
+      </w:r>
+      <w:proofErr w:type="gramStart"/>
+      <w:r>
+        <w:t>&gt;(</w:t>
+      </w:r>
+      <w:proofErr w:type="gramEnd"/>
+      <w:r>
+        <w:t>"SELECT * FROM Users");</w:t>
       </w:r>
     </w:p>
     <w:p>
@@ -1304,10 +1334,12 @@
         <w:t xml:space="preserve"> can be integrated with ASP.NET Core by creating validator classes and using </w:t>
       </w:r>
       <w:proofErr w:type="spellStart"/>
+      <w:proofErr w:type="gramStart"/>
       <w:r>
         <w:t>services.AddFluentValidation</w:t>
       </w:r>
       <w:proofErr w:type="spellEnd"/>
+      <w:proofErr w:type="gramEnd"/>
       <w:r>
         <w:t>() to add them to the service container.</w:t>
       </w:r>
@@ -1356,12 +1388,17 @@
         <w:t>&lt;T&gt; where T is the class you want to validate. Inside the constructor, you define rules using methods like </w:t>
       </w:r>
       <w:proofErr w:type="spellStart"/>
+      <w:proofErr w:type="gramStart"/>
       <w:r>
         <w:t>RuleFor</w:t>
       </w:r>
       <w:proofErr w:type="spellEnd"/>
       <w:r>
-        <w:t>(). For example:</w:t>
+        <w:t>(</w:t>
+      </w:r>
+      <w:proofErr w:type="gramEnd"/>
+      <w:r>
+        <w:t>). For example:</w:t>
       </w:r>
     </w:p>
     <w:p>
@@ -1369,12 +1406,17 @@
         <w:t xml:space="preserve">public class </w:t>
       </w:r>
       <w:proofErr w:type="spellStart"/>
+      <w:proofErr w:type="gramStart"/>
       <w:r>
         <w:t>UserValidator</w:t>
       </w:r>
       <w:proofErr w:type="spellEnd"/>
       <w:r>
-        <w:t xml:space="preserve"> : </w:t>
+        <w:t xml:space="preserve"> :</w:t>
+      </w:r>
+      <w:proofErr w:type="gramEnd"/>
+      <w:r>
+        <w:t xml:space="preserve"> </w:t>
       </w:r>
       <w:proofErr w:type="spellStart"/>
       <w:r>
@@ -1395,12 +1437,17 @@
         <w:t xml:space="preserve">    public </w:t>
       </w:r>
       <w:proofErr w:type="spellStart"/>
+      <w:proofErr w:type="gramStart"/>
       <w:r>
         <w:t>UserValidator</w:t>
       </w:r>
       <w:proofErr w:type="spellEnd"/>
       <w:r>
-        <w:t>()</w:t>
+        <w:t>(</w:t>
+      </w:r>
+      <w:proofErr w:type="gramEnd"/>
+      <w:r>
+        <w:t>)</w:t>
       </w:r>
     </w:p>
     <w:p>
@@ -1413,14 +1460,20 @@
         <w:t xml:space="preserve">        </w:t>
       </w:r>
       <w:proofErr w:type="spellStart"/>
+      <w:proofErr w:type="gramStart"/>
       <w:r>
         <w:t>RuleFor</w:t>
       </w:r>
       <w:proofErr w:type="spellEnd"/>
       <w:r>
-        <w:t xml:space="preserve">(user =&gt; </w:t>
-      </w:r>
-      <w:proofErr w:type="spellStart"/>
+        <w:t>(</w:t>
+      </w:r>
+      <w:proofErr w:type="gramEnd"/>
+      <w:r>
+        <w:t xml:space="preserve">user =&gt; </w:t>
+      </w:r>
+      <w:proofErr w:type="spellStart"/>
+      <w:proofErr w:type="gramStart"/>
       <w:r>
         <w:t>user.Name</w:t>
       </w:r>
@@ -1433,14 +1486,20 @@
         <w:t>NotEmpty</w:t>
       </w:r>
       <w:proofErr w:type="spellEnd"/>
-      <w:r>
-        <w:t>().</w:t>
+      <w:proofErr w:type="gramEnd"/>
+      <w:r>
+        <w:t>(</w:t>
+      </w:r>
+      <w:proofErr w:type="gramStart"/>
+      <w:r>
+        <w:t>).</w:t>
       </w:r>
       <w:proofErr w:type="spellStart"/>
       <w:r>
         <w:t>WithMessage</w:t>
       </w:r>
       <w:proofErr w:type="spellEnd"/>
+      <w:proofErr w:type="gramEnd"/>
       <w:r>
         <w:t>("Name is required.");</w:t>
       </w:r>
@@ -1450,14 +1509,20 @@
         <w:t xml:space="preserve">        </w:t>
       </w:r>
       <w:proofErr w:type="spellStart"/>
+      <w:proofErr w:type="gramStart"/>
       <w:r>
         <w:t>RuleFor</w:t>
       </w:r>
       <w:proofErr w:type="spellEnd"/>
       <w:r>
-        <w:t xml:space="preserve">(user =&gt; </w:t>
-      </w:r>
-      <w:proofErr w:type="spellStart"/>
+        <w:t>(</w:t>
+      </w:r>
+      <w:proofErr w:type="gramEnd"/>
+      <w:r>
+        <w:t xml:space="preserve">user =&gt; </w:t>
+      </w:r>
+      <w:proofErr w:type="spellStart"/>
+      <w:proofErr w:type="gramStart"/>
       <w:r>
         <w:t>user.Age</w:t>
       </w:r>
@@ -1470,14 +1535,20 @@
         <w:t>GreaterThan</w:t>
       </w:r>
       <w:proofErr w:type="spellEnd"/>
-      <w:r>
-        <w:t>(0).</w:t>
+      <w:proofErr w:type="gramEnd"/>
+      <w:r>
+        <w:t>(0</w:t>
+      </w:r>
+      <w:proofErr w:type="gramStart"/>
+      <w:r>
+        <w:t>).</w:t>
       </w:r>
       <w:proofErr w:type="spellStart"/>
       <w:r>
         <w:t>WithMessage</w:t>
       </w:r>
       <w:proofErr w:type="spellEnd"/>
+      <w:proofErr w:type="gramEnd"/>
       <w:r>
         <w:t>("Age must be greater than 0.");</w:t>
       </w:r>
@@ -1782,18 +1853,22 @@
         <w:t>the Startup or Program class. Use </w:t>
       </w:r>
       <w:proofErr w:type="spellStart"/>
+      <w:proofErr w:type="gramStart"/>
       <w:r>
         <w:t>app.UseSwagger</w:t>
       </w:r>
       <w:proofErr w:type="spellEnd"/>
+      <w:proofErr w:type="gramEnd"/>
       <w:r>
         <w:t>() to generate the Swagger JSON file and </w:t>
       </w:r>
       <w:proofErr w:type="spellStart"/>
+      <w:proofErr w:type="gramStart"/>
       <w:r>
         <w:t>app.UseSwaggerUI</w:t>
       </w:r>
       <w:proofErr w:type="spellEnd"/>
+      <w:proofErr w:type="gramEnd"/>
       <w:r>
         <w:t>() to serve the interactive documentation page.</w:t>
       </w:r>
@@ -1818,6 +1893,462 @@
         <w:t>Swagger’s UI provides a user-friendly interface where developers can execute API requests directly from the browser. You can fill in the required parameters and headers and test each endpoint to see its response.</w:t>
       </w:r>
     </w:p>
+    <w:p/>
+    <w:p>
+      <w:pPr>
+        <w:rPr>
+          <w:b/>
+          <w:bCs/>
+        </w:rPr>
+      </w:pPr>
+      <w:r>
+        <w:rPr>
+          <w:b/>
+          <w:bCs/>
+        </w:rPr>
+        <w:t>How do you configure Entity Framework Core to connect to a MySQL database?</w:t>
+      </w:r>
+    </w:p>
+    <w:p>
+      <w:r>
+        <w:t>To configure Entity Framework Core for a MySQL database, you need to:</w:t>
+      </w:r>
+    </w:p>
+    <w:p>
+      <w:pPr>
+        <w:numPr>
+          <w:ilvl w:val="0"/>
+          <w:numId w:val="13"/>
+        </w:numPr>
+      </w:pPr>
+      <w:r>
+        <w:t>Install the </w:t>
+      </w:r>
+      <w:proofErr w:type="spellStart"/>
+      <w:r>
+        <w:t>MySql.EntityFrameworkCore</w:t>
+      </w:r>
+      <w:proofErr w:type="spellEnd"/>
+      <w:r>
+        <w:t> package.</w:t>
+      </w:r>
+    </w:p>
+    <w:p>
+      <w:pPr>
+        <w:numPr>
+          <w:ilvl w:val="0"/>
+          <w:numId w:val="13"/>
+        </w:numPr>
+      </w:pPr>
+      <w:r>
+        <w:t>Configure the connection in </w:t>
+      </w:r>
+      <w:proofErr w:type="spellStart"/>
+      <w:r>
+        <w:t>Program.cs</w:t>
+      </w:r>
+      <w:proofErr w:type="spellEnd"/>
+      <w:r>
+        <w:t>:</w:t>
+      </w:r>
+    </w:p>
+    <w:p>
+      <w:proofErr w:type="spellStart"/>
+      <w:proofErr w:type="gramStart"/>
+      <w:r>
+        <w:t>builder.Services.AddDbContext</w:t>
+      </w:r>
+      <w:proofErr w:type="spellEnd"/>
+      <w:proofErr w:type="gramEnd"/>
+      <w:r>
+        <w:t>&lt;</w:t>
+      </w:r>
+      <w:proofErr w:type="spellStart"/>
+      <w:r>
+        <w:t>ApplicationDbContext</w:t>
+      </w:r>
+      <w:proofErr w:type="spellEnd"/>
+      <w:proofErr w:type="gramStart"/>
+      <w:r>
+        <w:t>&gt;(</w:t>
+      </w:r>
+      <w:proofErr w:type="gramEnd"/>
+      <w:r>
+        <w:t>options =&gt; {</w:t>
+      </w:r>
+    </w:p>
+    <w:p>
+      <w:r>
+        <w:t xml:space="preserve">    </w:t>
+      </w:r>
+      <w:proofErr w:type="gramStart"/>
+      <w:r>
+        <w:t>options.UseMySQL</w:t>
+      </w:r>
+      <w:proofErr w:type="gramEnd"/>
+      <w:r>
+        <w:t>(</w:t>
+      </w:r>
+      <w:proofErr w:type="gramStart"/>
+      <w:r>
+        <w:t>configuration.GetConnectionString</w:t>
+      </w:r>
+      <w:proofErr w:type="gramEnd"/>
+      <w:r>
+        <w:t>("DefaultConnection")!);</w:t>
+      </w:r>
+    </w:p>
+    <w:p>
+      <w:r>
+        <w:t>});</w:t>
+      </w:r>
+    </w:p>
+    <w:p>
+      <w:pPr>
+        <w:rPr>
+          <w:b/>
+          <w:bCs/>
+        </w:rPr>
+      </w:pPr>
+      <w:r>
+        <w:rPr>
+          <w:b/>
+          <w:bCs/>
+        </w:rPr>
+        <w:t>What challenges might you encounter when using EF Core with MySQL, and how can you address them?</w:t>
+      </w:r>
+    </w:p>
+    <w:p>
+      <w:pPr>
+        <w:numPr>
+          <w:ilvl w:val="0"/>
+          <w:numId w:val="14"/>
+        </w:numPr>
+      </w:pPr>
+      <w:r>
+        <w:rPr>
+          <w:b/>
+          <w:bCs/>
+        </w:rPr>
+        <w:t>Data type mismatches</w:t>
+      </w:r>
+      <w:r>
+        <w:t>: MySQL data types may not directly map to .NET types. Use the </w:t>
+      </w:r>
+      <w:proofErr w:type="spellStart"/>
+      <w:r>
+        <w:t>HasColumnType</w:t>
+      </w:r>
+      <w:proofErr w:type="spellEnd"/>
+      <w:r>
+        <w:t> method to explicitly define types in the model.</w:t>
+      </w:r>
+    </w:p>
+    <w:p>
+      <w:pPr>
+        <w:numPr>
+          <w:ilvl w:val="0"/>
+          <w:numId w:val="14"/>
+        </w:numPr>
+      </w:pPr>
+      <w:r>
+        <w:rPr>
+          <w:b/>
+          <w:bCs/>
+        </w:rPr>
+        <w:t>Case sensitivity</w:t>
+      </w:r>
+      <w:r>
+        <w:t>: By default, MySQL is case-sensitive with string comparisons. To handle this, use collation in the model configuration.</w:t>
+      </w:r>
+    </w:p>
+    <w:p>
+      <w:pPr>
+        <w:rPr>
+          <w:b/>
+          <w:bCs/>
+        </w:rPr>
+      </w:pPr>
+      <w:r>
+        <w:rPr>
+          <w:b/>
+          <w:bCs/>
+        </w:rPr>
+        <w:t>How do you apply migrations in EF Core with a MySQL database?</w:t>
+      </w:r>
+    </w:p>
+    <w:p>
+      <w:r>
+        <w:t>Once the </w:t>
+      </w:r>
+      <w:proofErr w:type="spellStart"/>
+      <w:r>
+        <w:t>DbContext</w:t>
+      </w:r>
+      <w:proofErr w:type="spellEnd"/>
+      <w:r>
+        <w:t xml:space="preserve"> is configured for MySQL, run dotnet </w:t>
+      </w:r>
+      <w:proofErr w:type="spellStart"/>
+      <w:r>
+        <w:t>ef</w:t>
+      </w:r>
+      <w:proofErr w:type="spellEnd"/>
+      <w:r>
+        <w:t xml:space="preserve"> migrations add &lt;</w:t>
+      </w:r>
+      <w:proofErr w:type="spellStart"/>
+      <w:r>
+        <w:t>MigrationName</w:t>
+      </w:r>
+      <w:proofErr w:type="spellEnd"/>
+      <w:r>
+        <w:t xml:space="preserve">&gt; to create a migration. Then apply it to the database using dotnet </w:t>
+      </w:r>
+      <w:proofErr w:type="spellStart"/>
+      <w:r>
+        <w:t>ef</w:t>
+      </w:r>
+      <w:proofErr w:type="spellEnd"/>
+      <w:r>
+        <w:t xml:space="preserve"> database update.</w:t>
+      </w:r>
+    </w:p>
+    <w:p>
+      <w:pPr>
+        <w:rPr>
+          <w:b/>
+          <w:bCs/>
+        </w:rPr>
+      </w:pPr>
+      <w:r>
+        <w:rPr>
+          <w:b/>
+          <w:bCs/>
+        </w:rPr>
+        <w:t>What are Minimal APIs in ASP.NET Core, and how do they differ from traditional controllers?</w:t>
+      </w:r>
+    </w:p>
+    <w:p>
+      <w:r>
+        <w:t>Minimal APIs are a simplified way to create APIs in ASP.NET Core, where you define routes and handlers with less boilerplate code. Unlike traditional controllers that use attributes and separate methods for each route, Minimal APIs allow you to define endpoints directly in the </w:t>
+      </w:r>
+      <w:proofErr w:type="spellStart"/>
+      <w:r>
+        <w:t>Program.cs</w:t>
+      </w:r>
+      <w:proofErr w:type="spellEnd"/>
+      <w:r>
+        <w:t> file using a functional approach.</w:t>
+      </w:r>
+    </w:p>
+    <w:p>
+      <w:r>
+        <w:t>Write a simple Minimal API endpoint to handle a GET request.</w:t>
+      </w:r>
+    </w:p>
+    <w:p>
+      <w:r>
+        <w:t xml:space="preserve">var builder = </w:t>
+      </w:r>
+      <w:proofErr w:type="spellStart"/>
+      <w:r>
+        <w:t>WebApplication.CreateBuilder</w:t>
+      </w:r>
+      <w:proofErr w:type="spellEnd"/>
+      <w:r>
+        <w:t>(</w:t>
+      </w:r>
+      <w:proofErr w:type="spellStart"/>
+      <w:r>
+        <w:t>args</w:t>
+      </w:r>
+      <w:proofErr w:type="spellEnd"/>
+      <w:r>
+        <w:t>);</w:t>
+      </w:r>
+    </w:p>
+    <w:p>
+      <w:r>
+        <w:lastRenderedPageBreak/>
+        <w:t xml:space="preserve">var app = </w:t>
+      </w:r>
+      <w:proofErr w:type="spellStart"/>
+      <w:proofErr w:type="gramStart"/>
+      <w:r>
+        <w:t>builder.Build</w:t>
+      </w:r>
+      <w:proofErr w:type="spellEnd"/>
+      <w:proofErr w:type="gramEnd"/>
+      <w:r>
+        <w:t>();</w:t>
+      </w:r>
+    </w:p>
+    <w:p/>
+    <w:p>
+      <w:r>
+        <w:t>// Define a simple in-memory product list</w:t>
+      </w:r>
+    </w:p>
+    <w:p>
+      <w:r>
+        <w:t>var products = new List&lt;string&gt;</w:t>
+      </w:r>
+    </w:p>
+    <w:p>
+      <w:r>
+        <w:t>{</w:t>
+      </w:r>
+    </w:p>
+    <w:p>
+      <w:r>
+        <w:t xml:space="preserve">    "Product1",</w:t>
+      </w:r>
+    </w:p>
+    <w:p>
+      <w:r>
+        <w:t xml:space="preserve">    "Product2",</w:t>
+      </w:r>
+    </w:p>
+    <w:p>
+      <w:r>
+        <w:t xml:space="preserve">    "Product3"</w:t>
+      </w:r>
+    </w:p>
+    <w:p>
+      <w:r>
+        <w:t>};</w:t>
+      </w:r>
+    </w:p>
+    <w:p/>
+    <w:p>
+      <w:r>
+        <w:t>// GET endpoint to retrieve products</w:t>
+      </w:r>
+    </w:p>
+    <w:p>
+      <w:proofErr w:type="spellStart"/>
+      <w:proofErr w:type="gramStart"/>
+      <w:r>
+        <w:t>app.MapGet</w:t>
+      </w:r>
+      <w:proofErr w:type="spellEnd"/>
+      <w:proofErr w:type="gramEnd"/>
+      <w:r>
+        <w:t>("/</w:t>
+      </w:r>
+      <w:proofErr w:type="spellStart"/>
+      <w:r>
+        <w:t>api</w:t>
+      </w:r>
+      <w:proofErr w:type="spellEnd"/>
+      <w:r>
+        <w:t>/products", () =&gt; products);</w:t>
+      </w:r>
+    </w:p>
+    <w:p/>
+    <w:p>
+      <w:proofErr w:type="spellStart"/>
+      <w:proofErr w:type="gramStart"/>
+      <w:r>
+        <w:t>app.Run</w:t>
+      </w:r>
+      <w:proofErr w:type="spellEnd"/>
+      <w:proofErr w:type="gramEnd"/>
+      <w:r>
+        <w:t>();</w:t>
+      </w:r>
+    </w:p>
+    <w:p>
+      <w:pPr>
+        <w:rPr>
+          <w:b/>
+          <w:bCs/>
+        </w:rPr>
+      </w:pPr>
+      <w:r>
+        <w:rPr>
+          <w:b/>
+          <w:bCs/>
+        </w:rPr>
+        <w:t>What are the benefits of using Minimal APIs in ASP.NET Core?</w:t>
+      </w:r>
+    </w:p>
+    <w:p>
+      <w:pPr>
+        <w:numPr>
+          <w:ilvl w:val="0"/>
+          <w:numId w:val="15"/>
+        </w:numPr>
+      </w:pPr>
+      <w:r>
+        <w:rPr>
+          <w:b/>
+          <w:bCs/>
+        </w:rPr>
+        <w:t>Less boilerplate</w:t>
+      </w:r>
+      <w:r>
+        <w:t>: Minimal APIs reduce the need for controllers, making the code more concise.</w:t>
+      </w:r>
+    </w:p>
+    <w:p>
+      <w:pPr>
+        <w:numPr>
+          <w:ilvl w:val="0"/>
+          <w:numId w:val="15"/>
+        </w:numPr>
+      </w:pPr>
+      <w:r>
+        <w:rPr>
+          <w:b/>
+          <w:bCs/>
+        </w:rPr>
+        <w:t>Faster development</w:t>
+      </w:r>
+      <w:r>
+        <w:t>: It’s quicker to set up simple APIs without the overhead of MVC patterns.</w:t>
+      </w:r>
+    </w:p>
+    <w:p>
+      <w:pPr>
+        <w:numPr>
+          <w:ilvl w:val="0"/>
+          <w:numId w:val="15"/>
+        </w:numPr>
+      </w:pPr>
+      <w:r>
+        <w:rPr>
+          <w:b/>
+          <w:bCs/>
+        </w:rPr>
+        <w:t>Better performance</w:t>
+      </w:r>
+      <w:r>
+        <w:t>: Minimal APIs have less overhead compared to MVC controllers, making them suitable for lightweight microservices.</w:t>
+      </w:r>
+    </w:p>
+    <w:p>
+      <w:pPr>
+        <w:rPr>
+          <w:b/>
+          <w:bCs/>
+        </w:rPr>
+      </w:pPr>
+      <w:r>
+        <w:rPr>
+          <w:b/>
+          <w:bCs/>
+        </w:rPr>
+        <w:t>When should you prefer Minimal APIs over traditional MVC in ASP.NET Core?</w:t>
+      </w:r>
+    </w:p>
+    <w:p>
+      <w:r>
+        <w:t>Minimal APIs are ideal for lightweight, simple applications such as microservices or small-scale projects where the overhead of the MVC pattern is unnecessary. For larger applications with complex business logic or multiple layers, traditional MVC might still be more appropriate.</w:t>
+      </w:r>
+    </w:p>
+    <w:p/>
     <w:sectPr>
       <w:pgSz w:w="11906" w:h="16838"/>
       <w:pgMar w:top="1440" w:right="1440" w:bottom="1440" w:left="1440" w:header="708" w:footer="708" w:gutter="0"/>
@@ -2093,6 +2624,119 @@
     </w:lvl>
   </w:abstractNum>
   <w:abstractNum w:abstractNumId="2" w15:restartNumberingAfterBreak="0">
+    <w:nsid w:val="0CCB078E"/>
+    <w:multiLevelType w:val="multilevel"/>
+    <w:tmpl w:val="E1E0E252"/>
+    <w:lvl w:ilvl="0">
+      <w:start w:val="1"/>
+      <w:numFmt w:val="decimal"/>
+      <w:lvlText w:val="%1."/>
+      <w:lvlJc w:val="left"/>
+      <w:pPr>
+        <w:tabs>
+          <w:tab w:val="num" w:pos="720"/>
+        </w:tabs>
+        <w:ind w:left="720" w:hanging="360"/>
+      </w:pPr>
+    </w:lvl>
+    <w:lvl w:ilvl="1" w:tentative="1">
+      <w:start w:val="1"/>
+      <w:numFmt w:val="decimal"/>
+      <w:lvlText w:val="%2."/>
+      <w:lvlJc w:val="left"/>
+      <w:pPr>
+        <w:tabs>
+          <w:tab w:val="num" w:pos="1440"/>
+        </w:tabs>
+        <w:ind w:left="1440" w:hanging="360"/>
+      </w:pPr>
+    </w:lvl>
+    <w:lvl w:ilvl="2" w:tentative="1">
+      <w:start w:val="1"/>
+      <w:numFmt w:val="decimal"/>
+      <w:lvlText w:val="%3."/>
+      <w:lvlJc w:val="left"/>
+      <w:pPr>
+        <w:tabs>
+          <w:tab w:val="num" w:pos="2160"/>
+        </w:tabs>
+        <w:ind w:left="2160" w:hanging="360"/>
+      </w:pPr>
+    </w:lvl>
+    <w:lvl w:ilvl="3" w:tentative="1">
+      <w:start w:val="1"/>
+      <w:numFmt w:val="decimal"/>
+      <w:lvlText w:val="%4."/>
+      <w:lvlJc w:val="left"/>
+      <w:pPr>
+        <w:tabs>
+          <w:tab w:val="num" w:pos="2880"/>
+        </w:tabs>
+        <w:ind w:left="2880" w:hanging="360"/>
+      </w:pPr>
+    </w:lvl>
+    <w:lvl w:ilvl="4" w:tentative="1">
+      <w:start w:val="1"/>
+      <w:numFmt w:val="decimal"/>
+      <w:lvlText w:val="%5."/>
+      <w:lvlJc w:val="left"/>
+      <w:pPr>
+        <w:tabs>
+          <w:tab w:val="num" w:pos="3600"/>
+        </w:tabs>
+        <w:ind w:left="3600" w:hanging="360"/>
+      </w:pPr>
+    </w:lvl>
+    <w:lvl w:ilvl="5" w:tentative="1">
+      <w:start w:val="1"/>
+      <w:numFmt w:val="decimal"/>
+      <w:lvlText w:val="%6."/>
+      <w:lvlJc w:val="left"/>
+      <w:pPr>
+        <w:tabs>
+          <w:tab w:val="num" w:pos="4320"/>
+        </w:tabs>
+        <w:ind w:left="4320" w:hanging="360"/>
+      </w:pPr>
+    </w:lvl>
+    <w:lvl w:ilvl="6" w:tentative="1">
+      <w:start w:val="1"/>
+      <w:numFmt w:val="decimal"/>
+      <w:lvlText w:val="%7."/>
+      <w:lvlJc w:val="left"/>
+      <w:pPr>
+        <w:tabs>
+          <w:tab w:val="num" w:pos="5040"/>
+        </w:tabs>
+        <w:ind w:left="5040" w:hanging="360"/>
+      </w:pPr>
+    </w:lvl>
+    <w:lvl w:ilvl="7" w:tentative="1">
+      <w:start w:val="1"/>
+      <w:numFmt w:val="decimal"/>
+      <w:lvlText w:val="%8."/>
+      <w:lvlJc w:val="left"/>
+      <w:pPr>
+        <w:tabs>
+          <w:tab w:val="num" w:pos="5760"/>
+        </w:tabs>
+        <w:ind w:left="5760" w:hanging="360"/>
+      </w:pPr>
+    </w:lvl>
+    <w:lvl w:ilvl="8" w:tentative="1">
+      <w:start w:val="1"/>
+      <w:numFmt w:val="decimal"/>
+      <w:lvlText w:val="%9."/>
+      <w:lvlJc w:val="left"/>
+      <w:pPr>
+        <w:tabs>
+          <w:tab w:val="num" w:pos="6480"/>
+        </w:tabs>
+        <w:ind w:left="6480" w:hanging="360"/>
+      </w:pPr>
+    </w:lvl>
+  </w:abstractNum>
+  <w:abstractNum w:abstractNumId="3" w15:restartNumberingAfterBreak="0">
     <w:nsid w:val="10815E9C"/>
     <w:multiLevelType w:val="multilevel"/>
     <w:tmpl w:val="8B30503A"/>
@@ -2241,7 +2885,7 @@
       </w:rPr>
     </w:lvl>
   </w:abstractNum>
-  <w:abstractNum w:abstractNumId="3" w15:restartNumberingAfterBreak="0">
+  <w:abstractNum w:abstractNumId="4" w15:restartNumberingAfterBreak="0">
     <w:nsid w:val="24E65776"/>
     <w:multiLevelType w:val="multilevel"/>
     <w:tmpl w:val="479212EE"/>
@@ -2354,7 +2998,7 @@
       </w:pPr>
     </w:lvl>
   </w:abstractNum>
-  <w:abstractNum w:abstractNumId="4" w15:restartNumberingAfterBreak="0">
+  <w:abstractNum w:abstractNumId="5" w15:restartNumberingAfterBreak="0">
     <w:nsid w:val="2EC32202"/>
     <w:multiLevelType w:val="multilevel"/>
     <w:tmpl w:val="A92A3A7E"/>
@@ -2503,7 +3147,7 @@
       </w:rPr>
     </w:lvl>
   </w:abstractNum>
-  <w:abstractNum w:abstractNumId="5" w15:restartNumberingAfterBreak="0">
+  <w:abstractNum w:abstractNumId="6" w15:restartNumberingAfterBreak="0">
     <w:nsid w:val="383D4D50"/>
     <w:multiLevelType w:val="multilevel"/>
     <w:tmpl w:val="943A15AA"/>
@@ -2652,7 +3296,7 @@
       </w:rPr>
     </w:lvl>
   </w:abstractNum>
-  <w:abstractNum w:abstractNumId="6" w15:restartNumberingAfterBreak="0">
+  <w:abstractNum w:abstractNumId="7" w15:restartNumberingAfterBreak="0">
     <w:nsid w:val="43C06CD4"/>
     <w:multiLevelType w:val="multilevel"/>
     <w:tmpl w:val="AF76BE50"/>
@@ -2765,7 +3409,7 @@
       </w:pPr>
     </w:lvl>
   </w:abstractNum>
-  <w:abstractNum w:abstractNumId="7" w15:restartNumberingAfterBreak="0">
+  <w:abstractNum w:abstractNumId="8" w15:restartNumberingAfterBreak="0">
     <w:nsid w:val="43E439F9"/>
     <w:multiLevelType w:val="multilevel"/>
     <w:tmpl w:val="924E5F5E"/>
@@ -2914,7 +3558,7 @@
       </w:rPr>
     </w:lvl>
   </w:abstractNum>
-  <w:abstractNum w:abstractNumId="8" w15:restartNumberingAfterBreak="0">
+  <w:abstractNum w:abstractNumId="9" w15:restartNumberingAfterBreak="0">
     <w:nsid w:val="49626CEC"/>
     <w:multiLevelType w:val="multilevel"/>
     <w:tmpl w:val="B18AA33A"/>
@@ -3027,7 +3671,7 @@
       </w:pPr>
     </w:lvl>
   </w:abstractNum>
-  <w:abstractNum w:abstractNumId="9" w15:restartNumberingAfterBreak="0">
+  <w:abstractNum w:abstractNumId="10" w15:restartNumberingAfterBreak="0">
     <w:nsid w:val="57906BE7"/>
     <w:multiLevelType w:val="multilevel"/>
     <w:tmpl w:val="B9F43DE4"/>
@@ -3140,7 +3784,7 @@
       </w:pPr>
     </w:lvl>
   </w:abstractNum>
-  <w:abstractNum w:abstractNumId="10" w15:restartNumberingAfterBreak="0">
+  <w:abstractNum w:abstractNumId="11" w15:restartNumberingAfterBreak="0">
     <w:nsid w:val="596A721C"/>
     <w:multiLevelType w:val="multilevel"/>
     <w:tmpl w:val="B35AF8F8"/>
@@ -3289,7 +3933,233 @@
       </w:rPr>
     </w:lvl>
   </w:abstractNum>
-  <w:abstractNum w:abstractNumId="11" w15:restartNumberingAfterBreak="0">
+  <w:abstractNum w:abstractNumId="12" w15:restartNumberingAfterBreak="0">
+    <w:nsid w:val="64526161"/>
+    <w:multiLevelType w:val="multilevel"/>
+    <w:tmpl w:val="11DA4402"/>
+    <w:lvl w:ilvl="0">
+      <w:start w:val="1"/>
+      <w:numFmt w:val="decimal"/>
+      <w:lvlText w:val="%1."/>
+      <w:lvlJc w:val="left"/>
+      <w:pPr>
+        <w:tabs>
+          <w:tab w:val="num" w:pos="720"/>
+        </w:tabs>
+        <w:ind w:left="720" w:hanging="360"/>
+      </w:pPr>
+    </w:lvl>
+    <w:lvl w:ilvl="1" w:tentative="1">
+      <w:start w:val="1"/>
+      <w:numFmt w:val="decimal"/>
+      <w:lvlText w:val="%2."/>
+      <w:lvlJc w:val="left"/>
+      <w:pPr>
+        <w:tabs>
+          <w:tab w:val="num" w:pos="1440"/>
+        </w:tabs>
+        <w:ind w:left="1440" w:hanging="360"/>
+      </w:pPr>
+    </w:lvl>
+    <w:lvl w:ilvl="2" w:tentative="1">
+      <w:start w:val="1"/>
+      <w:numFmt w:val="decimal"/>
+      <w:lvlText w:val="%3."/>
+      <w:lvlJc w:val="left"/>
+      <w:pPr>
+        <w:tabs>
+          <w:tab w:val="num" w:pos="2160"/>
+        </w:tabs>
+        <w:ind w:left="2160" w:hanging="360"/>
+      </w:pPr>
+    </w:lvl>
+    <w:lvl w:ilvl="3" w:tentative="1">
+      <w:start w:val="1"/>
+      <w:numFmt w:val="decimal"/>
+      <w:lvlText w:val="%4."/>
+      <w:lvlJc w:val="left"/>
+      <w:pPr>
+        <w:tabs>
+          <w:tab w:val="num" w:pos="2880"/>
+        </w:tabs>
+        <w:ind w:left="2880" w:hanging="360"/>
+      </w:pPr>
+    </w:lvl>
+    <w:lvl w:ilvl="4" w:tentative="1">
+      <w:start w:val="1"/>
+      <w:numFmt w:val="decimal"/>
+      <w:lvlText w:val="%5."/>
+      <w:lvlJc w:val="left"/>
+      <w:pPr>
+        <w:tabs>
+          <w:tab w:val="num" w:pos="3600"/>
+        </w:tabs>
+        <w:ind w:left="3600" w:hanging="360"/>
+      </w:pPr>
+    </w:lvl>
+    <w:lvl w:ilvl="5" w:tentative="1">
+      <w:start w:val="1"/>
+      <w:numFmt w:val="decimal"/>
+      <w:lvlText w:val="%6."/>
+      <w:lvlJc w:val="left"/>
+      <w:pPr>
+        <w:tabs>
+          <w:tab w:val="num" w:pos="4320"/>
+        </w:tabs>
+        <w:ind w:left="4320" w:hanging="360"/>
+      </w:pPr>
+    </w:lvl>
+    <w:lvl w:ilvl="6" w:tentative="1">
+      <w:start w:val="1"/>
+      <w:numFmt w:val="decimal"/>
+      <w:lvlText w:val="%7."/>
+      <w:lvlJc w:val="left"/>
+      <w:pPr>
+        <w:tabs>
+          <w:tab w:val="num" w:pos="5040"/>
+        </w:tabs>
+        <w:ind w:left="5040" w:hanging="360"/>
+      </w:pPr>
+    </w:lvl>
+    <w:lvl w:ilvl="7" w:tentative="1">
+      <w:start w:val="1"/>
+      <w:numFmt w:val="decimal"/>
+      <w:lvlText w:val="%8."/>
+      <w:lvlJc w:val="left"/>
+      <w:pPr>
+        <w:tabs>
+          <w:tab w:val="num" w:pos="5760"/>
+        </w:tabs>
+        <w:ind w:left="5760" w:hanging="360"/>
+      </w:pPr>
+    </w:lvl>
+    <w:lvl w:ilvl="8" w:tentative="1">
+      <w:start w:val="1"/>
+      <w:numFmt w:val="decimal"/>
+      <w:lvlText w:val="%9."/>
+      <w:lvlJc w:val="left"/>
+      <w:pPr>
+        <w:tabs>
+          <w:tab w:val="num" w:pos="6480"/>
+        </w:tabs>
+        <w:ind w:left="6480" w:hanging="360"/>
+      </w:pPr>
+    </w:lvl>
+  </w:abstractNum>
+  <w:abstractNum w:abstractNumId="13" w15:restartNumberingAfterBreak="0">
+    <w:nsid w:val="75022A55"/>
+    <w:multiLevelType w:val="multilevel"/>
+    <w:tmpl w:val="8A86E0A0"/>
+    <w:lvl w:ilvl="0">
+      <w:start w:val="1"/>
+      <w:numFmt w:val="decimal"/>
+      <w:lvlText w:val="%1."/>
+      <w:lvlJc w:val="left"/>
+      <w:pPr>
+        <w:tabs>
+          <w:tab w:val="num" w:pos="720"/>
+        </w:tabs>
+        <w:ind w:left="720" w:hanging="360"/>
+      </w:pPr>
+    </w:lvl>
+    <w:lvl w:ilvl="1" w:tentative="1">
+      <w:start w:val="1"/>
+      <w:numFmt w:val="decimal"/>
+      <w:lvlText w:val="%2."/>
+      <w:lvlJc w:val="left"/>
+      <w:pPr>
+        <w:tabs>
+          <w:tab w:val="num" w:pos="1440"/>
+        </w:tabs>
+        <w:ind w:left="1440" w:hanging="360"/>
+      </w:pPr>
+    </w:lvl>
+    <w:lvl w:ilvl="2" w:tentative="1">
+      <w:start w:val="1"/>
+      <w:numFmt w:val="decimal"/>
+      <w:lvlText w:val="%3."/>
+      <w:lvlJc w:val="left"/>
+      <w:pPr>
+        <w:tabs>
+          <w:tab w:val="num" w:pos="2160"/>
+        </w:tabs>
+        <w:ind w:left="2160" w:hanging="360"/>
+      </w:pPr>
+    </w:lvl>
+    <w:lvl w:ilvl="3" w:tentative="1">
+      <w:start w:val="1"/>
+      <w:numFmt w:val="decimal"/>
+      <w:lvlText w:val="%4."/>
+      <w:lvlJc w:val="left"/>
+      <w:pPr>
+        <w:tabs>
+          <w:tab w:val="num" w:pos="2880"/>
+        </w:tabs>
+        <w:ind w:left="2880" w:hanging="360"/>
+      </w:pPr>
+    </w:lvl>
+    <w:lvl w:ilvl="4" w:tentative="1">
+      <w:start w:val="1"/>
+      <w:numFmt w:val="decimal"/>
+      <w:lvlText w:val="%5."/>
+      <w:lvlJc w:val="left"/>
+      <w:pPr>
+        <w:tabs>
+          <w:tab w:val="num" w:pos="3600"/>
+        </w:tabs>
+        <w:ind w:left="3600" w:hanging="360"/>
+      </w:pPr>
+    </w:lvl>
+    <w:lvl w:ilvl="5" w:tentative="1">
+      <w:start w:val="1"/>
+      <w:numFmt w:val="decimal"/>
+      <w:lvlText w:val="%6."/>
+      <w:lvlJc w:val="left"/>
+      <w:pPr>
+        <w:tabs>
+          <w:tab w:val="num" w:pos="4320"/>
+        </w:tabs>
+        <w:ind w:left="4320" w:hanging="360"/>
+      </w:pPr>
+    </w:lvl>
+    <w:lvl w:ilvl="6" w:tentative="1">
+      <w:start w:val="1"/>
+      <w:numFmt w:val="decimal"/>
+      <w:lvlText w:val="%7."/>
+      <w:lvlJc w:val="left"/>
+      <w:pPr>
+        <w:tabs>
+          <w:tab w:val="num" w:pos="5040"/>
+        </w:tabs>
+        <w:ind w:left="5040" w:hanging="360"/>
+      </w:pPr>
+    </w:lvl>
+    <w:lvl w:ilvl="7" w:tentative="1">
+      <w:start w:val="1"/>
+      <w:numFmt w:val="decimal"/>
+      <w:lvlText w:val="%8."/>
+      <w:lvlJc w:val="left"/>
+      <w:pPr>
+        <w:tabs>
+          <w:tab w:val="num" w:pos="5760"/>
+        </w:tabs>
+        <w:ind w:left="5760" w:hanging="360"/>
+      </w:pPr>
+    </w:lvl>
+    <w:lvl w:ilvl="8" w:tentative="1">
+      <w:start w:val="1"/>
+      <w:numFmt w:val="decimal"/>
+      <w:lvlText w:val="%9."/>
+      <w:lvlJc w:val="left"/>
+      <w:pPr>
+        <w:tabs>
+          <w:tab w:val="num" w:pos="6480"/>
+        </w:tabs>
+        <w:ind w:left="6480" w:hanging="360"/>
+      </w:pPr>
+    </w:lvl>
+  </w:abstractNum>
+  <w:abstractNum w:abstractNumId="14" w15:restartNumberingAfterBreak="0">
     <w:nsid w:val="7B42576B"/>
     <w:multiLevelType w:val="multilevel"/>
     <w:tmpl w:val="E52453D6"/>
@@ -3403,40 +4273,49 @@
     </w:lvl>
   </w:abstractNum>
   <w:num w:numId="1" w16cid:durableId="1317684432">
+    <w:abstractNumId w:val="6"/>
+  </w:num>
+  <w:num w:numId="2" w16cid:durableId="691536973">
     <w:abstractNumId w:val="5"/>
   </w:num>
-  <w:num w:numId="2" w16cid:durableId="691536973">
+  <w:num w:numId="3" w16cid:durableId="1117020532">
     <w:abstractNumId w:val="4"/>
   </w:num>
-  <w:num w:numId="3" w16cid:durableId="1117020532">
-    <w:abstractNumId w:val="3"/>
-  </w:num>
   <w:num w:numId="4" w16cid:durableId="1220095297">
-    <w:abstractNumId w:val="11"/>
+    <w:abstractNumId w:val="14"/>
   </w:num>
   <w:num w:numId="5" w16cid:durableId="322203212">
+    <w:abstractNumId w:val="8"/>
+  </w:num>
+  <w:num w:numId="6" w16cid:durableId="1843351495">
+    <w:abstractNumId w:val="10"/>
+  </w:num>
+  <w:num w:numId="7" w16cid:durableId="1559509115">
     <w:abstractNumId w:val="7"/>
   </w:num>
-  <w:num w:numId="6" w16cid:durableId="1843351495">
+  <w:num w:numId="8" w16cid:durableId="690684573">
     <w:abstractNumId w:val="9"/>
-  </w:num>
-  <w:num w:numId="7" w16cid:durableId="1559509115">
-    <w:abstractNumId w:val="6"/>
-  </w:num>
-  <w:num w:numId="8" w16cid:durableId="690684573">
-    <w:abstractNumId w:val="8"/>
   </w:num>
   <w:num w:numId="9" w16cid:durableId="403065652">
     <w:abstractNumId w:val="0"/>
   </w:num>
   <w:num w:numId="10" w16cid:durableId="2078627942">
-    <w:abstractNumId w:val="10"/>
+    <w:abstractNumId w:val="11"/>
   </w:num>
   <w:num w:numId="11" w16cid:durableId="759526861">
-    <w:abstractNumId w:val="2"/>
+    <w:abstractNumId w:val="3"/>
   </w:num>
   <w:num w:numId="12" w16cid:durableId="393088994">
     <w:abstractNumId w:val="1"/>
+  </w:num>
+  <w:num w:numId="13" w16cid:durableId="131752405">
+    <w:abstractNumId w:val="2"/>
+  </w:num>
+  <w:num w:numId="14" w16cid:durableId="849300641">
+    <w:abstractNumId w:val="12"/>
+  </w:num>
+  <w:num w:numId="15" w16cid:durableId="53937149">
+    <w:abstractNumId w:val="13"/>
   </w:num>
 </w:numbering>
 </file>
